--- a/public/templates/BERKAS PEMBAYARAN PPL.docx
+++ b/public/templates/BERKAS PEMBAYARAN PPL.docx
@@ -6089,38 +6089,6 @@
         <w:t>BUKTI PENYELESAIAN PEKERJAAN</w:t>
       </w:r>
     </w:p>
-    <w:p>
-      <w:pPr>
-        <w:numPr>
-          <w:ilvl w:val="0"/>
-          <w:numId w:val="4"/>
-        </w:numPr>
-        <w:spacing w:after="0" w:line="240" w:lineRule="auto"/>
-        <w:rPr>
-          <w:rFonts w:ascii="Bookman Old Style" w:eastAsia="Bookman Old Style" w:hAnsi="Bookman Old Style" w:cs="Bookman Old Style"/>
-          <w:sz w:val="24"/>
-          <w:szCs w:val="24"/>
-        </w:rPr>
-      </w:pPr>
-      <w:r>
-        <w:rPr>
-          <w:rFonts w:ascii="Bookman Old Style" w:eastAsia="Bookman Old Style" w:hAnsi="Bookman Old Style" w:cs="Bookman Old Style"/>
-          <w:sz w:val="24"/>
-          <w:szCs w:val="24"/>
-        </w:rPr>
-        <w:t>DAFTAR WILAYAH KERJA</w:t>
-      </w:r>
-    </w:p>
-    <w:p>
-      <w:pPr>
-        <w:spacing w:before="120"/>
-        <w:rPr>
-          <w:rFonts w:ascii="Bookman Old Style" w:eastAsia="Bookman Old Style" w:hAnsi="Bookman Old Style" w:cs="Bookman Old Style"/>
-          <w:sz w:val="24"/>
-          <w:szCs w:val="24"/>
-        </w:rPr>
-      </w:pPr>
-    </w:p>
     <w:tbl>
       <w:tblPr>
         <w:tblW w:w="5000" w:type="pct"/>
@@ -6476,6 +6444,2615 @@
         <w:t>*Mempertimbangkan jumlah hasil pendataan sesuai dengan beban petugas pada semua SLS sesuai dengan Surat Sekretaris Utama BPS nomor: B-523/02000/SS.100/2026 tanggal 14 Juli 202</w:t>
       </w:r>
     </w:p>
+    <w:tbl>
+      <w:tblPr>
+        <w:tblW w:w="5000" w:type="pct"/>
+        <w:tblLook w:val="04A0" w:firstRow="1" w:lastRow="0" w:firstColumn="1" w:lastColumn="0" w:noHBand="0" w:noVBand="1"/>
+      </w:tblPr>
+      <w:tblGrid>
+        <w:gridCol w:w="13954"/>
+      </w:tblGrid>
+      <w:tr>
+        <w:trPr>
+          <w:trHeight w:val="480"/>
+        </w:trPr>
+        <w:tc>
+          <w:tcPr>
+            <w:tcW w:w="5000" w:type="pct"/>
+            <w:tcBorders>
+              <w:top w:val="nil"/>
+              <w:left w:val="nil"/>
+              <w:bottom w:val="nil"/>
+              <w:right w:val="nil"/>
+            </w:tcBorders>
+            <w:noWrap/>
+            <w:vAlign w:val="center"/>
+            <w:hideMark/>
+          </w:tcPr>
+          <w:p>
+            <w:pPr>
+              <w:spacing w:after="0" w:line="240" w:lineRule="auto"/>
+              <w:jc w:val="center"/>
+              <w:rPr>
+                <w:rFonts w:ascii="Arial" w:eastAsia="Times New Roman" w:hAnsi="Arial" w:cs="Arial"/>
+                <w:b/>
+                <w:bCs/>
+                <w:color w:val="000000"/>
+              </w:rPr>
+            </w:pPr>
+            <w:r>
+              <w:rPr>
+                <w:rFonts w:ascii="Arial" w:eastAsia="Times New Roman" w:hAnsi="Arial" w:cs="Arial"/>
+                <w:b/>
+                <w:bCs/>
+                <w:color w:val="000000"/>
+              </w:rPr>
+              <w:lastRenderedPageBreak/>
+              <w:t>Beban Kerja Petugas Lapangan SE2026</w:t>
+            </w:r>
+          </w:p>
+        </w:tc>
+      </w:tr>
+      <w:tr>
+        <w:trPr>
+          <w:trHeight w:val="480"/>
+        </w:trPr>
+        <w:tc>
+          <w:tcPr>
+            <w:tcW w:w="5000" w:type="pct"/>
+            <w:tcBorders>
+              <w:top w:val="nil"/>
+              <w:left w:val="nil"/>
+              <w:bottom w:val="nil"/>
+              <w:right w:val="nil"/>
+            </w:tcBorders>
+            <w:noWrap/>
+            <w:vAlign w:val="center"/>
+            <w:hideMark/>
+          </w:tcPr>
+          <w:p>
+            <w:pPr>
+              <w:spacing w:after="0" w:line="240" w:lineRule="auto"/>
+              <w:jc w:val="center"/>
+              <w:rPr>
+                <w:rFonts w:ascii="Arial" w:eastAsia="Times New Roman" w:hAnsi="Arial" w:cs="Arial"/>
+                <w:b/>
+                <w:bCs/>
+                <w:color w:val="000000"/>
+              </w:rPr>
+            </w:pPr>
+            <w:r>
+              <w:rPr>
+                <w:rFonts w:ascii="Arial" w:eastAsia="Times New Roman" w:hAnsi="Arial" w:cs="Arial"/>
+                <w:b/>
+                <w:bCs/>
+                <w:color w:val="000000"/>
+              </w:rPr>
+              <w:t>Kota Jakarta Timur</w:t>
+            </w:r>
+            <w:r>
+              <w:rPr>
+                <w:rFonts w:ascii="Arial" w:eastAsia="Times New Roman" w:hAnsi="Arial" w:cs="Arial"/>
+                <w:b/>
+                <w:bCs/>
+                <w:color w:val="000000"/>
+              </w:rPr>
+              <w:t xml:space="preserve"> Provinsi </w:t>
+            </w:r>
+            <w:r>
+              <w:rPr>
+                <w:rFonts w:ascii="Arial" w:eastAsia="Times New Roman" w:hAnsi="Arial" w:cs="Arial"/>
+                <w:b/>
+                <w:bCs/>
+                <w:color w:val="000000"/>
+              </w:rPr>
+              <w:t>DKI Jakarta</w:t>
+            </w:r>
+          </w:p>
+        </w:tc>
+      </w:tr>
+    </w:tbl>
+    <w:p/>
+    <w:tbl>
+      <w:tblPr>
+        <w:tblW w:w="5000" w:type="pct"/>
+        <w:tblLook w:val="04A0" w:firstRow="1" w:lastRow="0" w:firstColumn="1" w:lastColumn="0" w:noHBand="0" w:noVBand="1"/>
+      </w:tblPr>
+      <w:tblGrid>
+        <w:gridCol w:w="826"/>
+        <w:gridCol w:w="916"/>
+        <w:gridCol w:w="906"/>
+        <w:gridCol w:w="703"/>
+        <w:gridCol w:w="692"/>
+        <w:gridCol w:w="1012"/>
+        <w:gridCol w:w="964"/>
+        <w:gridCol w:w="660"/>
+        <w:gridCol w:w="841"/>
+        <w:gridCol w:w="735"/>
+        <w:gridCol w:w="756"/>
+        <w:gridCol w:w="1055"/>
+        <w:gridCol w:w="948"/>
+        <w:gridCol w:w="970"/>
+        <w:gridCol w:w="1215"/>
+        <w:gridCol w:w="745"/>
+      </w:tblGrid>
+      <w:tr>
+        <w:trPr>
+          <w:trHeight w:val="618"/>
+        </w:trPr>
+        <w:tc>
+          <w:tcPr>
+            <w:tcW w:w="296" w:type="pct"/>
+            <w:vMerge w:val="restart"/>
+            <w:tcBorders>
+              <w:top w:val="single" w:sz="4" w:space="0" w:color="auto"/>
+              <w:left w:val="single" w:sz="4" w:space="0" w:color="auto"/>
+              <w:bottom w:val="single" w:sz="4" w:space="0" w:color="000000"/>
+              <w:right w:val="single" w:sz="4" w:space="0" w:color="auto"/>
+            </w:tcBorders>
+            <w:vAlign w:val="center"/>
+            <w:hideMark/>
+          </w:tcPr>
+          <w:p>
+            <w:pPr>
+              <w:spacing w:after="0" w:line="240" w:lineRule="auto"/>
+              <w:jc w:val="center"/>
+              <w:rPr>
+                <w:rFonts w:ascii="Arial" w:eastAsia="Times New Roman" w:hAnsi="Arial" w:cs="Arial"/>
+                <w:b/>
+                <w:bCs/>
+                <w:color w:val="000000"/>
+                <w:sz w:val="16"/>
+                <w:szCs w:val="16"/>
+              </w:rPr>
+            </w:pPr>
+            <w:r>
+              <w:rPr>
+                <w:rFonts w:ascii="Arial" w:eastAsia="Times New Roman" w:hAnsi="Arial" w:cs="Arial"/>
+                <w:b/>
+                <w:bCs/>
+                <w:color w:val="000000"/>
+                <w:sz w:val="16"/>
+                <w:szCs w:val="16"/>
+              </w:rPr>
+              <w:t>No</w:t>
+            </w:r>
+          </w:p>
+        </w:tc>
+        <w:tc>
+          <w:tcPr>
+            <w:tcW w:w="653" w:type="pct"/>
+            <w:gridSpan w:val="2"/>
+            <w:tcBorders>
+              <w:top w:val="single" w:sz="4" w:space="0" w:color="auto"/>
+              <w:left w:val="nil"/>
+              <w:bottom w:val="single" w:sz="4" w:space="0" w:color="auto"/>
+              <w:right w:val="single" w:sz="4" w:space="0" w:color="auto"/>
+            </w:tcBorders>
+            <w:vAlign w:val="center"/>
+            <w:hideMark/>
+          </w:tcPr>
+          <w:p>
+            <w:pPr>
+              <w:spacing w:after="0" w:line="240" w:lineRule="auto"/>
+              <w:jc w:val="center"/>
+              <w:rPr>
+                <w:rFonts w:ascii="Arial" w:eastAsia="Times New Roman" w:hAnsi="Arial" w:cs="Arial"/>
+                <w:b/>
+                <w:bCs/>
+                <w:color w:val="000000"/>
+                <w:sz w:val="16"/>
+                <w:szCs w:val="16"/>
+              </w:rPr>
+            </w:pPr>
+            <w:r>
+              <w:rPr>
+                <w:rFonts w:ascii="Arial" w:eastAsia="Times New Roman" w:hAnsi="Arial" w:cs="Arial"/>
+                <w:b/>
+                <w:bCs/>
+                <w:color w:val="000000"/>
+                <w:sz w:val="16"/>
+                <w:szCs w:val="16"/>
+              </w:rPr>
+              <w:t>PML</w:t>
+            </w:r>
+          </w:p>
+        </w:tc>
+        <w:tc>
+          <w:tcPr>
+            <w:tcW w:w="500" w:type="pct"/>
+            <w:gridSpan w:val="2"/>
+            <w:tcBorders>
+              <w:top w:val="single" w:sz="4" w:space="0" w:color="auto"/>
+              <w:left w:val="nil"/>
+              <w:bottom w:val="single" w:sz="4" w:space="0" w:color="auto"/>
+              <w:right w:val="single" w:sz="4" w:space="0" w:color="auto"/>
+            </w:tcBorders>
+            <w:vAlign w:val="center"/>
+            <w:hideMark/>
+          </w:tcPr>
+          <w:p>
+            <w:pPr>
+              <w:spacing w:after="0" w:line="240" w:lineRule="auto"/>
+              <w:jc w:val="center"/>
+              <w:rPr>
+                <w:rFonts w:ascii="Arial" w:eastAsia="Times New Roman" w:hAnsi="Arial" w:cs="Arial"/>
+                <w:b/>
+                <w:bCs/>
+                <w:color w:val="000000"/>
+                <w:sz w:val="16"/>
+                <w:szCs w:val="16"/>
+              </w:rPr>
+            </w:pPr>
+            <w:r>
+              <w:rPr>
+                <w:rFonts w:ascii="Arial" w:eastAsia="Times New Roman" w:hAnsi="Arial" w:cs="Arial"/>
+                <w:b/>
+                <w:bCs/>
+                <w:color w:val="000000"/>
+                <w:sz w:val="16"/>
+                <w:szCs w:val="16"/>
+              </w:rPr>
+              <w:t>PPL</w:t>
+            </w:r>
+          </w:p>
+        </w:tc>
+        <w:tc>
+          <w:tcPr>
+            <w:tcW w:w="363" w:type="pct"/>
+            <w:vMerge w:val="restart"/>
+            <w:tcBorders>
+              <w:top w:val="single" w:sz="4" w:space="0" w:color="auto"/>
+              <w:left w:val="single" w:sz="4" w:space="0" w:color="auto"/>
+              <w:bottom w:val="single" w:sz="4" w:space="0" w:color="000000"/>
+              <w:right w:val="single" w:sz="4" w:space="0" w:color="auto"/>
+            </w:tcBorders>
+            <w:vAlign w:val="center"/>
+            <w:hideMark/>
+          </w:tcPr>
+          <w:p>
+            <w:pPr>
+              <w:spacing w:after="0" w:line="240" w:lineRule="auto"/>
+              <w:jc w:val="center"/>
+              <w:rPr>
+                <w:rFonts w:ascii="Arial" w:eastAsia="Times New Roman" w:hAnsi="Arial" w:cs="Arial"/>
+                <w:b/>
+                <w:bCs/>
+                <w:color w:val="000000"/>
+                <w:sz w:val="16"/>
+                <w:szCs w:val="16"/>
+              </w:rPr>
+            </w:pPr>
+            <w:r>
+              <w:rPr>
+                <w:rFonts w:ascii="Arial" w:eastAsia="Times New Roman" w:hAnsi="Arial" w:cs="Arial"/>
+                <w:b/>
+                <w:bCs/>
+                <w:color w:val="000000"/>
+                <w:sz w:val="16"/>
+                <w:szCs w:val="16"/>
+              </w:rPr>
+              <w:t xml:space="preserve">[Kode] </w:t>
+            </w:r>
+            <w:r>
+              <w:rPr>
+                <w:rFonts w:ascii="Arial" w:eastAsia="Times New Roman" w:hAnsi="Arial" w:cs="Arial"/>
+                <w:b/>
+                <w:bCs/>
+                <w:color w:val="000000"/>
+                <w:sz w:val="16"/>
+                <w:szCs w:val="16"/>
+              </w:rPr>
+              <w:br/>
+              <w:t>KEC</w:t>
+            </w:r>
+          </w:p>
+        </w:tc>
+        <w:tc>
+          <w:tcPr>
+            <w:tcW w:w="346" w:type="pct"/>
+            <w:vMerge w:val="restart"/>
+            <w:tcBorders>
+              <w:top w:val="single" w:sz="4" w:space="0" w:color="auto"/>
+              <w:left w:val="single" w:sz="4" w:space="0" w:color="auto"/>
+              <w:bottom w:val="single" w:sz="4" w:space="0" w:color="000000"/>
+              <w:right w:val="single" w:sz="4" w:space="0" w:color="auto"/>
+            </w:tcBorders>
+            <w:vAlign w:val="center"/>
+            <w:hideMark/>
+          </w:tcPr>
+          <w:p>
+            <w:pPr>
+              <w:spacing w:after="0" w:line="240" w:lineRule="auto"/>
+              <w:jc w:val="center"/>
+              <w:rPr>
+                <w:rFonts w:ascii="Arial" w:eastAsia="Times New Roman" w:hAnsi="Arial" w:cs="Arial"/>
+                <w:b/>
+                <w:bCs/>
+                <w:color w:val="000000"/>
+                <w:sz w:val="16"/>
+                <w:szCs w:val="16"/>
+              </w:rPr>
+            </w:pPr>
+            <w:r>
+              <w:rPr>
+                <w:rFonts w:ascii="Arial" w:eastAsia="Times New Roman" w:hAnsi="Arial" w:cs="Arial"/>
+                <w:b/>
+                <w:bCs/>
+                <w:color w:val="000000"/>
+                <w:sz w:val="16"/>
+                <w:szCs w:val="16"/>
+              </w:rPr>
+              <w:t xml:space="preserve">[Kode] </w:t>
+            </w:r>
+            <w:r>
+              <w:rPr>
+                <w:rFonts w:ascii="Arial" w:eastAsia="Times New Roman" w:hAnsi="Arial" w:cs="Arial"/>
+                <w:b/>
+                <w:bCs/>
+                <w:color w:val="000000"/>
+                <w:sz w:val="16"/>
+                <w:szCs w:val="16"/>
+              </w:rPr>
+              <w:br/>
+              <w:t>DESA/LURAH</w:t>
+            </w:r>
+          </w:p>
+        </w:tc>
+        <w:tc>
+          <w:tcPr>
+            <w:tcW w:w="237" w:type="pct"/>
+            <w:vMerge w:val="restart"/>
+            <w:tcBorders>
+              <w:top w:val="single" w:sz="4" w:space="0" w:color="auto"/>
+              <w:left w:val="single" w:sz="4" w:space="0" w:color="auto"/>
+              <w:bottom w:val="single" w:sz="4" w:space="0" w:color="000000"/>
+              <w:right w:val="single" w:sz="4" w:space="0" w:color="auto"/>
+            </w:tcBorders>
+            <w:vAlign w:val="center"/>
+            <w:hideMark/>
+          </w:tcPr>
+          <w:p>
+            <w:pPr>
+              <w:spacing w:after="0" w:line="240" w:lineRule="auto"/>
+              <w:jc w:val="center"/>
+              <w:rPr>
+                <w:rFonts w:ascii="Arial" w:eastAsia="Times New Roman" w:hAnsi="Arial" w:cs="Arial"/>
+                <w:b/>
+                <w:bCs/>
+                <w:color w:val="000000"/>
+                <w:sz w:val="16"/>
+                <w:szCs w:val="16"/>
+              </w:rPr>
+            </w:pPr>
+            <w:r>
+              <w:rPr>
+                <w:rFonts w:ascii="Arial" w:eastAsia="Times New Roman" w:hAnsi="Arial" w:cs="Arial"/>
+                <w:b/>
+                <w:bCs/>
+                <w:color w:val="000000"/>
+                <w:sz w:val="16"/>
+                <w:szCs w:val="16"/>
+              </w:rPr>
+              <w:t>[Kode]</w:t>
+            </w:r>
+            <w:r>
+              <w:rPr>
+                <w:rFonts w:ascii="Arial" w:eastAsia="Times New Roman" w:hAnsi="Arial" w:cs="Arial"/>
+                <w:b/>
+                <w:bCs/>
+                <w:color w:val="000000"/>
+                <w:sz w:val="16"/>
+                <w:szCs w:val="16"/>
+              </w:rPr>
+              <w:br/>
+              <w:t>SLS/Sub-SLS</w:t>
+            </w:r>
+          </w:p>
+        </w:tc>
+        <w:tc>
+          <w:tcPr>
+            <w:tcW w:w="836" w:type="pct"/>
+            <w:gridSpan w:val="3"/>
+            <w:tcBorders>
+              <w:top w:val="single" w:sz="4" w:space="0" w:color="auto"/>
+              <w:left w:val="nil"/>
+              <w:bottom w:val="single" w:sz="4" w:space="0" w:color="auto"/>
+              <w:right w:val="single" w:sz="4" w:space="0" w:color="auto"/>
+            </w:tcBorders>
+            <w:vAlign w:val="center"/>
+            <w:hideMark/>
+          </w:tcPr>
+          <w:p>
+            <w:pPr>
+              <w:spacing w:after="0" w:line="240" w:lineRule="auto"/>
+              <w:jc w:val="center"/>
+              <w:rPr>
+                <w:rFonts w:ascii="Arial" w:eastAsia="Times New Roman" w:hAnsi="Arial" w:cs="Arial"/>
+                <w:b/>
+                <w:bCs/>
+                <w:color w:val="000000"/>
+                <w:sz w:val="16"/>
+                <w:szCs w:val="16"/>
+              </w:rPr>
+            </w:pPr>
+            <w:r>
+              <w:rPr>
+                <w:rFonts w:ascii="Arial" w:eastAsia="Times New Roman" w:hAnsi="Arial" w:cs="Arial"/>
+                <w:b/>
+                <w:bCs/>
+                <w:color w:val="000000"/>
+                <w:sz w:val="16"/>
+                <w:szCs w:val="16"/>
+              </w:rPr>
+              <w:t>Target Prelist Awal *)</w:t>
+            </w:r>
+          </w:p>
+        </w:tc>
+        <w:tc>
+          <w:tcPr>
+            <w:tcW w:w="1066" w:type="pct"/>
+            <w:gridSpan w:val="3"/>
+            <w:tcBorders>
+              <w:top w:val="single" w:sz="4" w:space="0" w:color="auto"/>
+              <w:left w:val="nil"/>
+              <w:bottom w:val="single" w:sz="4" w:space="0" w:color="auto"/>
+              <w:right w:val="single" w:sz="4" w:space="0" w:color="auto"/>
+            </w:tcBorders>
+            <w:vAlign w:val="center"/>
+            <w:hideMark/>
+          </w:tcPr>
+          <w:p>
+            <w:pPr>
+              <w:spacing w:after="0" w:line="240" w:lineRule="auto"/>
+              <w:jc w:val="center"/>
+              <w:rPr>
+                <w:rFonts w:ascii="Arial" w:eastAsia="Times New Roman" w:hAnsi="Arial" w:cs="Arial"/>
+                <w:b/>
+                <w:bCs/>
+                <w:color w:val="000000"/>
+                <w:sz w:val="16"/>
+                <w:szCs w:val="16"/>
+              </w:rPr>
+            </w:pPr>
+            <w:r>
+              <w:rPr>
+                <w:rFonts w:ascii="Arial" w:eastAsia="Times New Roman" w:hAnsi="Arial" w:cs="Arial"/>
+                <w:b/>
+                <w:bCs/>
+                <w:color w:val="000000"/>
+                <w:sz w:val="16"/>
+                <w:szCs w:val="16"/>
+              </w:rPr>
+              <w:t>Realisasi</w:t>
+            </w:r>
+            <w:r>
+              <w:rPr>
+                <w:rFonts w:ascii="Arial" w:eastAsia="Times New Roman" w:hAnsi="Arial" w:cs="Arial"/>
+                <w:b/>
+                <w:bCs/>
+                <w:color w:val="000000"/>
+                <w:sz w:val="16"/>
+                <w:szCs w:val="16"/>
+              </w:rPr>
+              <w:t>*</w:t>
+            </w:r>
+          </w:p>
+        </w:tc>
+        <w:tc>
+          <w:tcPr>
+            <w:tcW w:w="436" w:type="pct"/>
+            <w:vMerge w:val="restart"/>
+            <w:tcBorders>
+              <w:top w:val="single" w:sz="4" w:space="0" w:color="auto"/>
+              <w:left w:val="single" w:sz="4" w:space="0" w:color="auto"/>
+              <w:bottom w:val="single" w:sz="4" w:space="0" w:color="000000"/>
+              <w:right w:val="nil"/>
+            </w:tcBorders>
+            <w:vAlign w:val="center"/>
+            <w:hideMark/>
+          </w:tcPr>
+          <w:p>
+            <w:pPr>
+              <w:spacing w:after="0" w:line="240" w:lineRule="auto"/>
+              <w:jc w:val="center"/>
+              <w:rPr>
+                <w:rFonts w:ascii="Arial" w:eastAsia="Times New Roman" w:hAnsi="Arial" w:cs="Arial"/>
+                <w:b/>
+                <w:bCs/>
+                <w:color w:val="000000"/>
+                <w:sz w:val="16"/>
+                <w:szCs w:val="16"/>
+              </w:rPr>
+            </w:pPr>
+            <w:r>
+              <w:rPr>
+                <w:rFonts w:ascii="Arial" w:eastAsia="Times New Roman" w:hAnsi="Arial" w:cs="Arial"/>
+                <w:b/>
+                <w:bCs/>
+                <w:color w:val="000000"/>
+                <w:sz w:val="16"/>
+                <w:szCs w:val="16"/>
+              </w:rPr>
+              <w:t>Persentase (%)</w:t>
+            </w:r>
+          </w:p>
+        </w:tc>
+        <w:tc>
+          <w:tcPr>
+            <w:tcW w:w="267" w:type="pct"/>
+            <w:vMerge w:val="restart"/>
+            <w:tcBorders>
+              <w:top w:val="single" w:sz="4" w:space="0" w:color="auto"/>
+              <w:left w:val="single" w:sz="4" w:space="0" w:color="auto"/>
+              <w:bottom w:val="single" w:sz="4" w:space="0" w:color="000000"/>
+              <w:right w:val="single" w:sz="4" w:space="0" w:color="auto"/>
+            </w:tcBorders>
+            <w:noWrap/>
+            <w:vAlign w:val="center"/>
+            <w:hideMark/>
+          </w:tcPr>
+          <w:p>
+            <w:pPr>
+              <w:spacing w:after="0" w:line="240" w:lineRule="auto"/>
+              <w:jc w:val="center"/>
+              <w:rPr>
+                <w:rFonts w:ascii="Arial" w:eastAsia="Times New Roman" w:hAnsi="Arial" w:cs="Arial"/>
+                <w:b/>
+                <w:bCs/>
+                <w:color w:val="000000"/>
+                <w:sz w:val="16"/>
+                <w:szCs w:val="16"/>
+              </w:rPr>
+            </w:pPr>
+            <w:r>
+              <w:rPr>
+                <w:rFonts w:ascii="Arial" w:eastAsia="Times New Roman" w:hAnsi="Arial" w:cs="Arial"/>
+                <w:b/>
+                <w:bCs/>
+                <w:color w:val="000000"/>
+                <w:sz w:val="16"/>
+                <w:szCs w:val="16"/>
+              </w:rPr>
+              <w:t>Keterangan</w:t>
+            </w:r>
+          </w:p>
+        </w:tc>
+      </w:tr>
+      <w:tr>
+        <w:trPr>
+          <w:trHeight w:val="408"/>
+        </w:trPr>
+        <w:tc>
+          <w:tcPr>
+            <w:tcW w:w="296" w:type="pct"/>
+            <w:vMerge/>
+            <w:tcBorders>
+              <w:top w:val="single" w:sz="4" w:space="0" w:color="auto"/>
+              <w:left w:val="single" w:sz="4" w:space="0" w:color="auto"/>
+              <w:bottom w:val="single" w:sz="4" w:space="0" w:color="000000"/>
+              <w:right w:val="single" w:sz="4" w:space="0" w:color="auto"/>
+            </w:tcBorders>
+            <w:vAlign w:val="center"/>
+            <w:hideMark/>
+          </w:tcPr>
+          <w:p>
+            <w:pPr>
+              <w:spacing w:after="0" w:line="240" w:lineRule="auto"/>
+              <w:rPr>
+                <w:rFonts w:ascii="Arial" w:eastAsia="Times New Roman" w:hAnsi="Arial" w:cs="Arial"/>
+                <w:b/>
+                <w:bCs/>
+                <w:color w:val="000000"/>
+                <w:sz w:val="16"/>
+                <w:szCs w:val="16"/>
+              </w:rPr>
+            </w:pPr>
+          </w:p>
+        </w:tc>
+        <w:tc>
+          <w:tcPr>
+            <w:tcW w:w="328" w:type="pct"/>
+            <w:tcBorders>
+              <w:top w:val="nil"/>
+              <w:left w:val="nil"/>
+              <w:bottom w:val="single" w:sz="4" w:space="0" w:color="auto"/>
+              <w:right w:val="single" w:sz="4" w:space="0" w:color="auto"/>
+            </w:tcBorders>
+            <w:vAlign w:val="center"/>
+            <w:hideMark/>
+          </w:tcPr>
+          <w:p>
+            <w:pPr>
+              <w:spacing w:after="0" w:line="240" w:lineRule="auto"/>
+              <w:jc w:val="center"/>
+              <w:rPr>
+                <w:rFonts w:ascii="Arial" w:eastAsia="Times New Roman" w:hAnsi="Arial" w:cs="Arial"/>
+                <w:b/>
+                <w:bCs/>
+                <w:color w:val="000000"/>
+                <w:sz w:val="16"/>
+                <w:szCs w:val="16"/>
+              </w:rPr>
+            </w:pPr>
+            <w:r>
+              <w:rPr>
+                <w:rFonts w:ascii="Arial" w:eastAsia="Times New Roman" w:hAnsi="Arial" w:cs="Arial"/>
+                <w:b/>
+                <w:bCs/>
+                <w:color w:val="000000"/>
+                <w:sz w:val="16"/>
+                <w:szCs w:val="16"/>
+              </w:rPr>
+              <w:t>Nama</w:t>
+            </w:r>
+          </w:p>
+        </w:tc>
+        <w:tc>
+          <w:tcPr>
+            <w:tcW w:w="325" w:type="pct"/>
+            <w:tcBorders>
+              <w:top w:val="nil"/>
+              <w:left w:val="nil"/>
+              <w:bottom w:val="single" w:sz="4" w:space="0" w:color="auto"/>
+              <w:right w:val="single" w:sz="4" w:space="0" w:color="auto"/>
+            </w:tcBorders>
+            <w:vAlign w:val="center"/>
+            <w:hideMark/>
+          </w:tcPr>
+          <w:p>
+            <w:pPr>
+              <w:spacing w:after="0" w:line="240" w:lineRule="auto"/>
+              <w:jc w:val="center"/>
+              <w:rPr>
+                <w:rFonts w:ascii="Arial" w:eastAsia="Times New Roman" w:hAnsi="Arial" w:cs="Arial"/>
+                <w:b/>
+                <w:bCs/>
+                <w:color w:val="000000"/>
+                <w:sz w:val="16"/>
+                <w:szCs w:val="16"/>
+              </w:rPr>
+            </w:pPr>
+            <w:r>
+              <w:rPr>
+                <w:rFonts w:ascii="Arial" w:eastAsia="Times New Roman" w:hAnsi="Arial" w:cs="Arial"/>
+                <w:b/>
+                <w:bCs/>
+                <w:color w:val="000000"/>
+                <w:sz w:val="16"/>
+                <w:szCs w:val="16"/>
+              </w:rPr>
+              <w:t>Username Sobat</w:t>
+            </w:r>
+          </w:p>
+        </w:tc>
+        <w:tc>
+          <w:tcPr>
+            <w:tcW w:w="252" w:type="pct"/>
+            <w:tcBorders>
+              <w:top w:val="nil"/>
+              <w:left w:val="nil"/>
+              <w:bottom w:val="single" w:sz="4" w:space="0" w:color="auto"/>
+              <w:right w:val="single" w:sz="4" w:space="0" w:color="auto"/>
+            </w:tcBorders>
+            <w:vAlign w:val="center"/>
+            <w:hideMark/>
+          </w:tcPr>
+          <w:p>
+            <w:pPr>
+              <w:spacing w:after="0" w:line="240" w:lineRule="auto"/>
+              <w:jc w:val="center"/>
+              <w:rPr>
+                <w:rFonts w:ascii="Arial" w:eastAsia="Times New Roman" w:hAnsi="Arial" w:cs="Arial"/>
+                <w:b/>
+                <w:bCs/>
+                <w:color w:val="000000"/>
+                <w:sz w:val="16"/>
+                <w:szCs w:val="16"/>
+              </w:rPr>
+            </w:pPr>
+            <w:r>
+              <w:rPr>
+                <w:rFonts w:ascii="Arial" w:eastAsia="Times New Roman" w:hAnsi="Arial" w:cs="Arial"/>
+                <w:b/>
+                <w:bCs/>
+                <w:color w:val="000000"/>
+                <w:sz w:val="16"/>
+                <w:szCs w:val="16"/>
+              </w:rPr>
+              <w:t>Nama</w:t>
+            </w:r>
+          </w:p>
+        </w:tc>
+        <w:tc>
+          <w:tcPr>
+            <w:tcW w:w="248" w:type="pct"/>
+            <w:tcBorders>
+              <w:top w:val="nil"/>
+              <w:left w:val="nil"/>
+              <w:bottom w:val="single" w:sz="4" w:space="0" w:color="auto"/>
+              <w:right w:val="single" w:sz="4" w:space="0" w:color="auto"/>
+            </w:tcBorders>
+            <w:vAlign w:val="center"/>
+            <w:hideMark/>
+          </w:tcPr>
+          <w:p>
+            <w:pPr>
+              <w:spacing w:after="0" w:line="240" w:lineRule="auto"/>
+              <w:jc w:val="center"/>
+              <w:rPr>
+                <w:rFonts w:ascii="Arial" w:eastAsia="Times New Roman" w:hAnsi="Arial" w:cs="Arial"/>
+                <w:b/>
+                <w:bCs/>
+                <w:color w:val="000000"/>
+                <w:sz w:val="16"/>
+                <w:szCs w:val="16"/>
+              </w:rPr>
+            </w:pPr>
+            <w:r>
+              <w:rPr>
+                <w:rFonts w:ascii="Arial" w:eastAsia="Times New Roman" w:hAnsi="Arial" w:cs="Arial"/>
+                <w:b/>
+                <w:bCs/>
+                <w:color w:val="000000"/>
+                <w:sz w:val="16"/>
+                <w:szCs w:val="16"/>
+              </w:rPr>
+              <w:t>Username Sobat</w:t>
+            </w:r>
+          </w:p>
+        </w:tc>
+        <w:tc>
+          <w:tcPr>
+            <w:tcW w:w="363" w:type="pct"/>
+            <w:vMerge/>
+            <w:tcBorders>
+              <w:top w:val="single" w:sz="4" w:space="0" w:color="auto"/>
+              <w:left w:val="single" w:sz="4" w:space="0" w:color="auto"/>
+              <w:bottom w:val="single" w:sz="4" w:space="0" w:color="000000"/>
+              <w:right w:val="single" w:sz="4" w:space="0" w:color="auto"/>
+            </w:tcBorders>
+            <w:vAlign w:val="center"/>
+            <w:hideMark/>
+          </w:tcPr>
+          <w:p>
+            <w:pPr>
+              <w:spacing w:after="0" w:line="240" w:lineRule="auto"/>
+              <w:rPr>
+                <w:rFonts w:ascii="Arial" w:eastAsia="Times New Roman" w:hAnsi="Arial" w:cs="Arial"/>
+                <w:b/>
+                <w:bCs/>
+                <w:color w:val="000000"/>
+                <w:sz w:val="16"/>
+                <w:szCs w:val="16"/>
+              </w:rPr>
+            </w:pPr>
+          </w:p>
+        </w:tc>
+        <w:tc>
+          <w:tcPr>
+            <w:tcW w:w="346" w:type="pct"/>
+            <w:vMerge/>
+            <w:tcBorders>
+              <w:top w:val="single" w:sz="4" w:space="0" w:color="auto"/>
+              <w:left w:val="single" w:sz="4" w:space="0" w:color="auto"/>
+              <w:bottom w:val="single" w:sz="4" w:space="0" w:color="000000"/>
+              <w:right w:val="single" w:sz="4" w:space="0" w:color="auto"/>
+            </w:tcBorders>
+            <w:vAlign w:val="center"/>
+            <w:hideMark/>
+          </w:tcPr>
+          <w:p>
+            <w:pPr>
+              <w:spacing w:after="0" w:line="240" w:lineRule="auto"/>
+              <w:rPr>
+                <w:rFonts w:ascii="Arial" w:eastAsia="Times New Roman" w:hAnsi="Arial" w:cs="Arial"/>
+                <w:b/>
+                <w:bCs/>
+                <w:color w:val="000000"/>
+                <w:sz w:val="16"/>
+                <w:szCs w:val="16"/>
+              </w:rPr>
+            </w:pPr>
+          </w:p>
+        </w:tc>
+        <w:tc>
+          <w:tcPr>
+            <w:tcW w:w="237" w:type="pct"/>
+            <w:vMerge/>
+            <w:tcBorders>
+              <w:top w:val="single" w:sz="4" w:space="0" w:color="auto"/>
+              <w:left w:val="single" w:sz="4" w:space="0" w:color="auto"/>
+              <w:bottom w:val="single" w:sz="4" w:space="0" w:color="000000"/>
+              <w:right w:val="single" w:sz="4" w:space="0" w:color="auto"/>
+            </w:tcBorders>
+            <w:vAlign w:val="center"/>
+            <w:hideMark/>
+          </w:tcPr>
+          <w:p>
+            <w:pPr>
+              <w:spacing w:after="0" w:line="240" w:lineRule="auto"/>
+              <w:rPr>
+                <w:rFonts w:ascii="Arial" w:eastAsia="Times New Roman" w:hAnsi="Arial" w:cs="Arial"/>
+                <w:b/>
+                <w:bCs/>
+                <w:color w:val="000000"/>
+                <w:sz w:val="16"/>
+                <w:szCs w:val="16"/>
+              </w:rPr>
+            </w:pPr>
+          </w:p>
+        </w:tc>
+        <w:tc>
+          <w:tcPr>
+            <w:tcW w:w="302" w:type="pct"/>
+            <w:tcBorders>
+              <w:top w:val="nil"/>
+              <w:left w:val="nil"/>
+              <w:bottom w:val="single" w:sz="4" w:space="0" w:color="auto"/>
+              <w:right w:val="single" w:sz="4" w:space="0" w:color="auto"/>
+            </w:tcBorders>
+            <w:vAlign w:val="center"/>
+            <w:hideMark/>
+          </w:tcPr>
+          <w:p>
+            <w:pPr>
+              <w:spacing w:after="0" w:line="240" w:lineRule="auto"/>
+              <w:jc w:val="center"/>
+              <w:rPr>
+                <w:rFonts w:ascii="Arial" w:eastAsia="Times New Roman" w:hAnsi="Arial" w:cs="Arial"/>
+                <w:b/>
+                <w:bCs/>
+                <w:color w:val="000000"/>
+                <w:sz w:val="16"/>
+                <w:szCs w:val="16"/>
+              </w:rPr>
+            </w:pPr>
+            <w:r>
+              <w:rPr>
+                <w:rFonts w:ascii="Arial" w:eastAsia="Times New Roman" w:hAnsi="Arial" w:cs="Arial"/>
+                <w:b/>
+                <w:bCs/>
+                <w:color w:val="000000"/>
+                <w:sz w:val="16"/>
+                <w:szCs w:val="16"/>
+              </w:rPr>
+              <w:t>Keluarga</w:t>
+            </w:r>
+          </w:p>
+        </w:tc>
+        <w:tc>
+          <w:tcPr>
+            <w:tcW w:w="264" w:type="pct"/>
+            <w:tcBorders>
+              <w:top w:val="nil"/>
+              <w:left w:val="nil"/>
+              <w:bottom w:val="single" w:sz="4" w:space="0" w:color="auto"/>
+              <w:right w:val="single" w:sz="4" w:space="0" w:color="auto"/>
+            </w:tcBorders>
+            <w:vAlign w:val="center"/>
+            <w:hideMark/>
+          </w:tcPr>
+          <w:p>
+            <w:pPr>
+              <w:spacing w:after="0" w:line="240" w:lineRule="auto"/>
+              <w:jc w:val="center"/>
+              <w:rPr>
+                <w:rFonts w:ascii="Arial" w:eastAsia="Times New Roman" w:hAnsi="Arial" w:cs="Arial"/>
+                <w:b/>
+                <w:bCs/>
+                <w:color w:val="000000"/>
+                <w:sz w:val="16"/>
+                <w:szCs w:val="16"/>
+              </w:rPr>
+            </w:pPr>
+            <w:r>
+              <w:rPr>
+                <w:rFonts w:ascii="Arial" w:eastAsia="Times New Roman" w:hAnsi="Arial" w:cs="Arial"/>
+                <w:b/>
+                <w:bCs/>
+                <w:color w:val="000000"/>
+                <w:sz w:val="16"/>
+                <w:szCs w:val="16"/>
+              </w:rPr>
+              <w:t>Usaha</w:t>
+            </w:r>
+          </w:p>
+        </w:tc>
+        <w:tc>
+          <w:tcPr>
+            <w:tcW w:w="271" w:type="pct"/>
+            <w:tcBorders>
+              <w:top w:val="nil"/>
+              <w:left w:val="nil"/>
+              <w:bottom w:val="single" w:sz="4" w:space="0" w:color="auto"/>
+              <w:right w:val="single" w:sz="4" w:space="0" w:color="auto"/>
+            </w:tcBorders>
+            <w:vAlign w:val="center"/>
+            <w:hideMark/>
+          </w:tcPr>
+          <w:p>
+            <w:pPr>
+              <w:spacing w:after="0" w:line="240" w:lineRule="auto"/>
+              <w:jc w:val="center"/>
+              <w:rPr>
+                <w:rFonts w:ascii="Arial" w:eastAsia="Times New Roman" w:hAnsi="Arial" w:cs="Arial"/>
+                <w:b/>
+                <w:bCs/>
+                <w:color w:val="000000"/>
+                <w:sz w:val="16"/>
+                <w:szCs w:val="16"/>
+              </w:rPr>
+            </w:pPr>
+            <w:r>
+              <w:rPr>
+                <w:rFonts w:ascii="Arial" w:eastAsia="Times New Roman" w:hAnsi="Arial" w:cs="Arial"/>
+                <w:b/>
+                <w:bCs/>
+                <w:color w:val="000000"/>
+                <w:sz w:val="16"/>
+                <w:szCs w:val="16"/>
+              </w:rPr>
+              <w:t>Jumlah</w:t>
+            </w:r>
+          </w:p>
+        </w:tc>
+        <w:tc>
+          <w:tcPr>
+            <w:tcW w:w="378" w:type="pct"/>
+            <w:tcBorders>
+              <w:top w:val="nil"/>
+              <w:left w:val="nil"/>
+              <w:bottom w:val="single" w:sz="4" w:space="0" w:color="auto"/>
+              <w:right w:val="single" w:sz="4" w:space="0" w:color="auto"/>
+            </w:tcBorders>
+            <w:vAlign w:val="center"/>
+            <w:hideMark/>
+          </w:tcPr>
+          <w:p>
+            <w:pPr>
+              <w:spacing w:after="0" w:line="240" w:lineRule="auto"/>
+              <w:jc w:val="center"/>
+              <w:rPr>
+                <w:rFonts w:ascii="Arial" w:eastAsia="Times New Roman" w:hAnsi="Arial" w:cs="Arial"/>
+                <w:b/>
+                <w:bCs/>
+                <w:color w:val="000000"/>
+                <w:sz w:val="16"/>
+                <w:szCs w:val="16"/>
+              </w:rPr>
+            </w:pPr>
+            <w:r>
+              <w:rPr>
+                <w:rFonts w:ascii="Arial" w:eastAsia="Times New Roman" w:hAnsi="Arial" w:cs="Arial"/>
+                <w:b/>
+                <w:bCs/>
+                <w:color w:val="000000"/>
+                <w:sz w:val="16"/>
+                <w:szCs w:val="16"/>
+              </w:rPr>
+              <w:t>Keluarga</w:t>
+            </w:r>
+          </w:p>
+        </w:tc>
+        <w:tc>
+          <w:tcPr>
+            <w:tcW w:w="340" w:type="pct"/>
+            <w:tcBorders>
+              <w:top w:val="nil"/>
+              <w:left w:val="nil"/>
+              <w:bottom w:val="single" w:sz="4" w:space="0" w:color="auto"/>
+              <w:right w:val="single" w:sz="4" w:space="0" w:color="auto"/>
+            </w:tcBorders>
+            <w:vAlign w:val="center"/>
+            <w:hideMark/>
+          </w:tcPr>
+          <w:p>
+            <w:pPr>
+              <w:spacing w:after="0" w:line="240" w:lineRule="auto"/>
+              <w:jc w:val="center"/>
+              <w:rPr>
+                <w:rFonts w:ascii="Arial" w:eastAsia="Times New Roman" w:hAnsi="Arial" w:cs="Arial"/>
+                <w:b/>
+                <w:bCs/>
+                <w:color w:val="000000"/>
+                <w:sz w:val="16"/>
+                <w:szCs w:val="16"/>
+              </w:rPr>
+            </w:pPr>
+            <w:r>
+              <w:rPr>
+                <w:rFonts w:ascii="Arial" w:eastAsia="Times New Roman" w:hAnsi="Arial" w:cs="Arial"/>
+                <w:b/>
+                <w:bCs/>
+                <w:color w:val="000000"/>
+                <w:sz w:val="16"/>
+                <w:szCs w:val="16"/>
+              </w:rPr>
+              <w:t>Usaha</w:t>
+            </w:r>
+          </w:p>
+        </w:tc>
+        <w:tc>
+          <w:tcPr>
+            <w:tcW w:w="348" w:type="pct"/>
+            <w:tcBorders>
+              <w:top w:val="nil"/>
+              <w:left w:val="nil"/>
+              <w:bottom w:val="single" w:sz="4" w:space="0" w:color="auto"/>
+              <w:right w:val="single" w:sz="4" w:space="0" w:color="auto"/>
+            </w:tcBorders>
+            <w:vAlign w:val="center"/>
+            <w:hideMark/>
+          </w:tcPr>
+          <w:p>
+            <w:pPr>
+              <w:spacing w:after="0" w:line="240" w:lineRule="auto"/>
+              <w:jc w:val="center"/>
+              <w:rPr>
+                <w:rFonts w:ascii="Arial" w:eastAsia="Times New Roman" w:hAnsi="Arial" w:cs="Arial"/>
+                <w:b/>
+                <w:bCs/>
+                <w:color w:val="000000"/>
+                <w:sz w:val="16"/>
+                <w:szCs w:val="16"/>
+              </w:rPr>
+            </w:pPr>
+            <w:r>
+              <w:rPr>
+                <w:rFonts w:ascii="Arial" w:eastAsia="Times New Roman" w:hAnsi="Arial" w:cs="Arial"/>
+                <w:b/>
+                <w:bCs/>
+                <w:color w:val="000000"/>
+                <w:sz w:val="16"/>
+                <w:szCs w:val="16"/>
+              </w:rPr>
+              <w:t>Jumlah</w:t>
+            </w:r>
+          </w:p>
+        </w:tc>
+        <w:tc>
+          <w:tcPr>
+            <w:tcW w:w="436" w:type="pct"/>
+            <w:vMerge/>
+            <w:tcBorders>
+              <w:top w:val="single" w:sz="4" w:space="0" w:color="auto"/>
+              <w:left w:val="single" w:sz="4" w:space="0" w:color="auto"/>
+              <w:bottom w:val="single" w:sz="4" w:space="0" w:color="000000"/>
+              <w:right w:val="nil"/>
+            </w:tcBorders>
+            <w:vAlign w:val="center"/>
+            <w:hideMark/>
+          </w:tcPr>
+          <w:p>
+            <w:pPr>
+              <w:spacing w:after="0" w:line="240" w:lineRule="auto"/>
+              <w:rPr>
+                <w:rFonts w:ascii="Arial" w:eastAsia="Times New Roman" w:hAnsi="Arial" w:cs="Arial"/>
+                <w:b/>
+                <w:bCs/>
+                <w:color w:val="000000"/>
+                <w:sz w:val="16"/>
+                <w:szCs w:val="16"/>
+              </w:rPr>
+            </w:pPr>
+          </w:p>
+        </w:tc>
+        <w:tc>
+          <w:tcPr>
+            <w:tcW w:w="267" w:type="pct"/>
+            <w:vMerge/>
+            <w:tcBorders>
+              <w:top w:val="single" w:sz="4" w:space="0" w:color="auto"/>
+              <w:left w:val="single" w:sz="4" w:space="0" w:color="auto"/>
+              <w:bottom w:val="single" w:sz="4" w:space="0" w:color="000000"/>
+              <w:right w:val="single" w:sz="4" w:space="0" w:color="auto"/>
+            </w:tcBorders>
+            <w:vAlign w:val="center"/>
+            <w:hideMark/>
+          </w:tcPr>
+          <w:p>
+            <w:pPr>
+              <w:spacing w:after="0" w:line="240" w:lineRule="auto"/>
+              <w:rPr>
+                <w:rFonts w:ascii="Arial" w:eastAsia="Times New Roman" w:hAnsi="Arial" w:cs="Arial"/>
+                <w:b/>
+                <w:bCs/>
+                <w:color w:val="000000"/>
+                <w:sz w:val="16"/>
+                <w:szCs w:val="16"/>
+              </w:rPr>
+            </w:pPr>
+          </w:p>
+        </w:tc>
+      </w:tr>
+      <w:tr>
+        <w:trPr>
+          <w:trHeight w:val="276"/>
+        </w:trPr>
+        <w:tc>
+          <w:tcPr>
+            <w:tcW w:w="296" w:type="pct"/>
+            <w:tcBorders>
+              <w:top w:val="nil"/>
+              <w:left w:val="single" w:sz="4" w:space="0" w:color="auto"/>
+              <w:bottom w:val="single" w:sz="4" w:space="0" w:color="auto"/>
+              <w:right w:val="single" w:sz="4" w:space="0" w:color="auto"/>
+            </w:tcBorders>
+            <w:vAlign w:val="center"/>
+            <w:hideMark/>
+          </w:tcPr>
+          <w:p>
+            <w:pPr>
+              <w:spacing w:after="0" w:line="240" w:lineRule="auto"/>
+              <w:jc w:val="center"/>
+              <w:rPr>
+                <w:rFonts w:ascii="Arial" w:eastAsia="Times New Roman" w:hAnsi="Arial" w:cs="Arial"/>
+                <w:b/>
+                <w:bCs/>
+                <w:color w:val="000000"/>
+                <w:sz w:val="16"/>
+                <w:szCs w:val="16"/>
+              </w:rPr>
+            </w:pPr>
+            <w:r>
+              <w:rPr>
+                <w:rFonts w:ascii="Arial" w:eastAsia="Times New Roman" w:hAnsi="Arial" w:cs="Arial"/>
+                <w:b/>
+                <w:bCs/>
+                <w:color w:val="000000"/>
+                <w:sz w:val="16"/>
+                <w:szCs w:val="16"/>
+              </w:rPr>
+              <w:t>(1)</w:t>
+            </w:r>
+          </w:p>
+        </w:tc>
+        <w:tc>
+          <w:tcPr>
+            <w:tcW w:w="328" w:type="pct"/>
+            <w:tcBorders>
+              <w:top w:val="nil"/>
+              <w:left w:val="nil"/>
+              <w:bottom w:val="single" w:sz="4" w:space="0" w:color="auto"/>
+              <w:right w:val="single" w:sz="4" w:space="0" w:color="auto"/>
+            </w:tcBorders>
+            <w:vAlign w:val="center"/>
+            <w:hideMark/>
+          </w:tcPr>
+          <w:p>
+            <w:pPr>
+              <w:spacing w:after="0" w:line="240" w:lineRule="auto"/>
+              <w:jc w:val="center"/>
+              <w:rPr>
+                <w:rFonts w:ascii="Arial" w:eastAsia="Times New Roman" w:hAnsi="Arial" w:cs="Arial"/>
+                <w:b/>
+                <w:bCs/>
+                <w:color w:val="000000"/>
+                <w:sz w:val="16"/>
+                <w:szCs w:val="16"/>
+              </w:rPr>
+            </w:pPr>
+            <w:r>
+              <w:rPr>
+                <w:rFonts w:ascii="Arial" w:eastAsia="Times New Roman" w:hAnsi="Arial" w:cs="Arial"/>
+                <w:b/>
+                <w:bCs/>
+                <w:color w:val="000000"/>
+                <w:sz w:val="16"/>
+                <w:szCs w:val="16"/>
+              </w:rPr>
+              <w:t>(2)</w:t>
+            </w:r>
+          </w:p>
+        </w:tc>
+        <w:tc>
+          <w:tcPr>
+            <w:tcW w:w="325" w:type="pct"/>
+            <w:tcBorders>
+              <w:top w:val="nil"/>
+              <w:left w:val="nil"/>
+              <w:bottom w:val="single" w:sz="4" w:space="0" w:color="auto"/>
+              <w:right w:val="single" w:sz="4" w:space="0" w:color="auto"/>
+            </w:tcBorders>
+            <w:vAlign w:val="center"/>
+            <w:hideMark/>
+          </w:tcPr>
+          <w:p>
+            <w:pPr>
+              <w:spacing w:after="0" w:line="240" w:lineRule="auto"/>
+              <w:jc w:val="center"/>
+              <w:rPr>
+                <w:rFonts w:ascii="Arial" w:eastAsia="Times New Roman" w:hAnsi="Arial" w:cs="Arial"/>
+                <w:b/>
+                <w:bCs/>
+                <w:color w:val="000000"/>
+                <w:sz w:val="16"/>
+                <w:szCs w:val="16"/>
+              </w:rPr>
+            </w:pPr>
+            <w:r>
+              <w:rPr>
+                <w:rFonts w:ascii="Arial" w:eastAsia="Times New Roman" w:hAnsi="Arial" w:cs="Arial"/>
+                <w:b/>
+                <w:bCs/>
+                <w:color w:val="000000"/>
+                <w:sz w:val="16"/>
+                <w:szCs w:val="16"/>
+              </w:rPr>
+              <w:t>(3)</w:t>
+            </w:r>
+          </w:p>
+        </w:tc>
+        <w:tc>
+          <w:tcPr>
+            <w:tcW w:w="252" w:type="pct"/>
+            <w:tcBorders>
+              <w:top w:val="nil"/>
+              <w:left w:val="nil"/>
+              <w:bottom w:val="single" w:sz="4" w:space="0" w:color="auto"/>
+              <w:right w:val="single" w:sz="4" w:space="0" w:color="auto"/>
+            </w:tcBorders>
+            <w:vAlign w:val="center"/>
+            <w:hideMark/>
+          </w:tcPr>
+          <w:p>
+            <w:pPr>
+              <w:spacing w:after="0" w:line="240" w:lineRule="auto"/>
+              <w:jc w:val="center"/>
+              <w:rPr>
+                <w:rFonts w:ascii="Arial" w:eastAsia="Times New Roman" w:hAnsi="Arial" w:cs="Arial"/>
+                <w:b/>
+                <w:bCs/>
+                <w:color w:val="000000"/>
+                <w:sz w:val="16"/>
+                <w:szCs w:val="16"/>
+              </w:rPr>
+            </w:pPr>
+            <w:r>
+              <w:rPr>
+                <w:rFonts w:ascii="Arial" w:eastAsia="Times New Roman" w:hAnsi="Arial" w:cs="Arial"/>
+                <w:b/>
+                <w:bCs/>
+                <w:color w:val="000000"/>
+                <w:sz w:val="16"/>
+                <w:szCs w:val="16"/>
+              </w:rPr>
+              <w:t>(4)</w:t>
+            </w:r>
+          </w:p>
+        </w:tc>
+        <w:tc>
+          <w:tcPr>
+            <w:tcW w:w="248" w:type="pct"/>
+            <w:tcBorders>
+              <w:top w:val="nil"/>
+              <w:left w:val="nil"/>
+              <w:bottom w:val="single" w:sz="4" w:space="0" w:color="auto"/>
+              <w:right w:val="single" w:sz="4" w:space="0" w:color="auto"/>
+            </w:tcBorders>
+            <w:vAlign w:val="center"/>
+            <w:hideMark/>
+          </w:tcPr>
+          <w:p>
+            <w:pPr>
+              <w:spacing w:after="0" w:line="240" w:lineRule="auto"/>
+              <w:jc w:val="center"/>
+              <w:rPr>
+                <w:rFonts w:ascii="Arial" w:eastAsia="Times New Roman" w:hAnsi="Arial" w:cs="Arial"/>
+                <w:b/>
+                <w:bCs/>
+                <w:color w:val="000000"/>
+                <w:sz w:val="16"/>
+                <w:szCs w:val="16"/>
+              </w:rPr>
+            </w:pPr>
+            <w:r>
+              <w:rPr>
+                <w:rFonts w:ascii="Arial" w:eastAsia="Times New Roman" w:hAnsi="Arial" w:cs="Arial"/>
+                <w:b/>
+                <w:bCs/>
+                <w:color w:val="000000"/>
+                <w:sz w:val="16"/>
+                <w:szCs w:val="16"/>
+              </w:rPr>
+              <w:t>(5)</w:t>
+            </w:r>
+          </w:p>
+        </w:tc>
+        <w:tc>
+          <w:tcPr>
+            <w:tcW w:w="363" w:type="pct"/>
+            <w:tcBorders>
+              <w:top w:val="nil"/>
+              <w:left w:val="nil"/>
+              <w:bottom w:val="single" w:sz="4" w:space="0" w:color="auto"/>
+              <w:right w:val="single" w:sz="4" w:space="0" w:color="auto"/>
+            </w:tcBorders>
+            <w:vAlign w:val="center"/>
+            <w:hideMark/>
+          </w:tcPr>
+          <w:p>
+            <w:pPr>
+              <w:spacing w:after="0" w:line="240" w:lineRule="auto"/>
+              <w:jc w:val="center"/>
+              <w:rPr>
+                <w:rFonts w:ascii="Arial" w:eastAsia="Times New Roman" w:hAnsi="Arial" w:cs="Arial"/>
+                <w:b/>
+                <w:bCs/>
+                <w:color w:val="000000"/>
+                <w:sz w:val="16"/>
+                <w:szCs w:val="16"/>
+              </w:rPr>
+            </w:pPr>
+            <w:r>
+              <w:rPr>
+                <w:rFonts w:ascii="Arial" w:eastAsia="Times New Roman" w:hAnsi="Arial" w:cs="Arial"/>
+                <w:b/>
+                <w:bCs/>
+                <w:color w:val="000000"/>
+                <w:sz w:val="16"/>
+                <w:szCs w:val="16"/>
+              </w:rPr>
+              <w:t>(6)</w:t>
+            </w:r>
+          </w:p>
+        </w:tc>
+        <w:tc>
+          <w:tcPr>
+            <w:tcW w:w="346" w:type="pct"/>
+            <w:tcBorders>
+              <w:top w:val="nil"/>
+              <w:left w:val="nil"/>
+              <w:bottom w:val="single" w:sz="4" w:space="0" w:color="auto"/>
+              <w:right w:val="single" w:sz="4" w:space="0" w:color="auto"/>
+            </w:tcBorders>
+            <w:vAlign w:val="center"/>
+            <w:hideMark/>
+          </w:tcPr>
+          <w:p>
+            <w:pPr>
+              <w:spacing w:after="0" w:line="240" w:lineRule="auto"/>
+              <w:jc w:val="center"/>
+              <w:rPr>
+                <w:rFonts w:ascii="Arial" w:eastAsia="Times New Roman" w:hAnsi="Arial" w:cs="Arial"/>
+                <w:b/>
+                <w:bCs/>
+                <w:color w:val="000000"/>
+                <w:sz w:val="16"/>
+                <w:szCs w:val="16"/>
+              </w:rPr>
+            </w:pPr>
+            <w:r>
+              <w:rPr>
+                <w:rFonts w:ascii="Arial" w:eastAsia="Times New Roman" w:hAnsi="Arial" w:cs="Arial"/>
+                <w:b/>
+                <w:bCs/>
+                <w:color w:val="000000"/>
+                <w:sz w:val="16"/>
+                <w:szCs w:val="16"/>
+              </w:rPr>
+              <w:t>(7)</w:t>
+            </w:r>
+          </w:p>
+        </w:tc>
+        <w:tc>
+          <w:tcPr>
+            <w:tcW w:w="237" w:type="pct"/>
+            <w:tcBorders>
+              <w:top w:val="nil"/>
+              <w:left w:val="nil"/>
+              <w:bottom w:val="single" w:sz="4" w:space="0" w:color="auto"/>
+              <w:right w:val="single" w:sz="4" w:space="0" w:color="auto"/>
+            </w:tcBorders>
+            <w:vAlign w:val="center"/>
+            <w:hideMark/>
+          </w:tcPr>
+          <w:p>
+            <w:pPr>
+              <w:spacing w:after="0" w:line="240" w:lineRule="auto"/>
+              <w:jc w:val="center"/>
+              <w:rPr>
+                <w:rFonts w:ascii="Arial" w:eastAsia="Times New Roman" w:hAnsi="Arial" w:cs="Arial"/>
+                <w:b/>
+                <w:bCs/>
+                <w:color w:val="000000"/>
+                <w:sz w:val="16"/>
+                <w:szCs w:val="16"/>
+              </w:rPr>
+            </w:pPr>
+            <w:r>
+              <w:rPr>
+                <w:rFonts w:ascii="Arial" w:eastAsia="Times New Roman" w:hAnsi="Arial" w:cs="Arial"/>
+                <w:b/>
+                <w:bCs/>
+                <w:color w:val="000000"/>
+                <w:sz w:val="16"/>
+                <w:szCs w:val="16"/>
+              </w:rPr>
+              <w:t>(8)</w:t>
+            </w:r>
+          </w:p>
+        </w:tc>
+        <w:tc>
+          <w:tcPr>
+            <w:tcW w:w="302" w:type="pct"/>
+            <w:tcBorders>
+              <w:top w:val="nil"/>
+              <w:left w:val="nil"/>
+              <w:bottom w:val="single" w:sz="4" w:space="0" w:color="auto"/>
+              <w:right w:val="single" w:sz="4" w:space="0" w:color="auto"/>
+            </w:tcBorders>
+            <w:vAlign w:val="center"/>
+            <w:hideMark/>
+          </w:tcPr>
+          <w:p>
+            <w:pPr>
+              <w:spacing w:after="0" w:line="240" w:lineRule="auto"/>
+              <w:jc w:val="center"/>
+              <w:rPr>
+                <w:rFonts w:ascii="Arial" w:eastAsia="Times New Roman" w:hAnsi="Arial" w:cs="Arial"/>
+                <w:b/>
+                <w:bCs/>
+                <w:color w:val="000000"/>
+                <w:sz w:val="16"/>
+                <w:szCs w:val="16"/>
+              </w:rPr>
+            </w:pPr>
+            <w:r>
+              <w:rPr>
+                <w:rFonts w:ascii="Arial" w:eastAsia="Times New Roman" w:hAnsi="Arial" w:cs="Arial"/>
+                <w:b/>
+                <w:bCs/>
+                <w:color w:val="000000"/>
+                <w:sz w:val="16"/>
+                <w:szCs w:val="16"/>
+              </w:rPr>
+              <w:t>(9)</w:t>
+            </w:r>
+          </w:p>
+        </w:tc>
+        <w:tc>
+          <w:tcPr>
+            <w:tcW w:w="264" w:type="pct"/>
+            <w:tcBorders>
+              <w:top w:val="nil"/>
+              <w:left w:val="nil"/>
+              <w:bottom w:val="single" w:sz="4" w:space="0" w:color="auto"/>
+              <w:right w:val="single" w:sz="4" w:space="0" w:color="auto"/>
+            </w:tcBorders>
+            <w:vAlign w:val="center"/>
+            <w:hideMark/>
+          </w:tcPr>
+          <w:p>
+            <w:pPr>
+              <w:spacing w:after="0" w:line="240" w:lineRule="auto"/>
+              <w:jc w:val="center"/>
+              <w:rPr>
+                <w:rFonts w:ascii="Arial" w:eastAsia="Times New Roman" w:hAnsi="Arial" w:cs="Arial"/>
+                <w:b/>
+                <w:bCs/>
+                <w:color w:val="000000"/>
+                <w:sz w:val="16"/>
+                <w:szCs w:val="16"/>
+              </w:rPr>
+            </w:pPr>
+            <w:r>
+              <w:rPr>
+                <w:rFonts w:ascii="Arial" w:eastAsia="Times New Roman" w:hAnsi="Arial" w:cs="Arial"/>
+                <w:b/>
+                <w:bCs/>
+                <w:color w:val="000000"/>
+                <w:sz w:val="16"/>
+                <w:szCs w:val="16"/>
+              </w:rPr>
+              <w:t>(10)</w:t>
+            </w:r>
+          </w:p>
+        </w:tc>
+        <w:tc>
+          <w:tcPr>
+            <w:tcW w:w="271" w:type="pct"/>
+            <w:tcBorders>
+              <w:top w:val="nil"/>
+              <w:left w:val="nil"/>
+              <w:bottom w:val="single" w:sz="4" w:space="0" w:color="auto"/>
+              <w:right w:val="single" w:sz="4" w:space="0" w:color="auto"/>
+            </w:tcBorders>
+            <w:vAlign w:val="center"/>
+            <w:hideMark/>
+          </w:tcPr>
+          <w:p>
+            <w:pPr>
+              <w:spacing w:after="0" w:line="240" w:lineRule="auto"/>
+              <w:jc w:val="center"/>
+              <w:rPr>
+                <w:rFonts w:ascii="Arial" w:eastAsia="Times New Roman" w:hAnsi="Arial" w:cs="Arial"/>
+                <w:b/>
+                <w:bCs/>
+                <w:color w:val="000000"/>
+                <w:sz w:val="16"/>
+                <w:szCs w:val="16"/>
+              </w:rPr>
+            </w:pPr>
+            <w:r>
+              <w:rPr>
+                <w:rFonts w:ascii="Arial" w:eastAsia="Times New Roman" w:hAnsi="Arial" w:cs="Arial"/>
+                <w:b/>
+                <w:bCs/>
+                <w:color w:val="000000"/>
+                <w:sz w:val="16"/>
+                <w:szCs w:val="16"/>
+              </w:rPr>
+              <w:t>(11)</w:t>
+            </w:r>
+          </w:p>
+        </w:tc>
+        <w:tc>
+          <w:tcPr>
+            <w:tcW w:w="378" w:type="pct"/>
+            <w:tcBorders>
+              <w:top w:val="nil"/>
+              <w:left w:val="nil"/>
+              <w:bottom w:val="single" w:sz="4" w:space="0" w:color="auto"/>
+              <w:right w:val="single" w:sz="4" w:space="0" w:color="auto"/>
+            </w:tcBorders>
+            <w:vAlign w:val="center"/>
+            <w:hideMark/>
+          </w:tcPr>
+          <w:p>
+            <w:pPr>
+              <w:spacing w:after="0" w:line="240" w:lineRule="auto"/>
+              <w:jc w:val="center"/>
+              <w:rPr>
+                <w:rFonts w:ascii="Arial" w:eastAsia="Times New Roman" w:hAnsi="Arial" w:cs="Arial"/>
+                <w:b/>
+                <w:bCs/>
+                <w:color w:val="000000"/>
+                <w:sz w:val="16"/>
+                <w:szCs w:val="16"/>
+              </w:rPr>
+            </w:pPr>
+            <w:r>
+              <w:rPr>
+                <w:rFonts w:ascii="Arial" w:eastAsia="Times New Roman" w:hAnsi="Arial" w:cs="Arial"/>
+                <w:b/>
+                <w:bCs/>
+                <w:color w:val="000000"/>
+                <w:sz w:val="16"/>
+                <w:szCs w:val="16"/>
+              </w:rPr>
+              <w:t>(12)</w:t>
+            </w:r>
+          </w:p>
+        </w:tc>
+        <w:tc>
+          <w:tcPr>
+            <w:tcW w:w="340" w:type="pct"/>
+            <w:tcBorders>
+              <w:top w:val="nil"/>
+              <w:left w:val="nil"/>
+              <w:bottom w:val="single" w:sz="4" w:space="0" w:color="auto"/>
+              <w:right w:val="single" w:sz="4" w:space="0" w:color="auto"/>
+            </w:tcBorders>
+            <w:vAlign w:val="center"/>
+            <w:hideMark/>
+          </w:tcPr>
+          <w:p>
+            <w:pPr>
+              <w:spacing w:after="0" w:line="240" w:lineRule="auto"/>
+              <w:jc w:val="center"/>
+              <w:rPr>
+                <w:rFonts w:ascii="Arial" w:eastAsia="Times New Roman" w:hAnsi="Arial" w:cs="Arial"/>
+                <w:b/>
+                <w:bCs/>
+                <w:color w:val="000000"/>
+                <w:sz w:val="16"/>
+                <w:szCs w:val="16"/>
+              </w:rPr>
+            </w:pPr>
+            <w:r>
+              <w:rPr>
+                <w:rFonts w:ascii="Arial" w:eastAsia="Times New Roman" w:hAnsi="Arial" w:cs="Arial"/>
+                <w:b/>
+                <w:bCs/>
+                <w:color w:val="000000"/>
+                <w:sz w:val="16"/>
+                <w:szCs w:val="16"/>
+              </w:rPr>
+              <w:t>(13)</w:t>
+            </w:r>
+          </w:p>
+        </w:tc>
+        <w:tc>
+          <w:tcPr>
+            <w:tcW w:w="348" w:type="pct"/>
+            <w:tcBorders>
+              <w:top w:val="nil"/>
+              <w:left w:val="nil"/>
+              <w:bottom w:val="single" w:sz="4" w:space="0" w:color="auto"/>
+              <w:right w:val="single" w:sz="4" w:space="0" w:color="auto"/>
+            </w:tcBorders>
+            <w:vAlign w:val="center"/>
+            <w:hideMark/>
+          </w:tcPr>
+          <w:p>
+            <w:pPr>
+              <w:spacing w:after="0" w:line="240" w:lineRule="auto"/>
+              <w:jc w:val="center"/>
+              <w:rPr>
+                <w:rFonts w:ascii="Arial" w:eastAsia="Times New Roman" w:hAnsi="Arial" w:cs="Arial"/>
+                <w:b/>
+                <w:bCs/>
+                <w:color w:val="000000"/>
+                <w:sz w:val="16"/>
+                <w:szCs w:val="16"/>
+              </w:rPr>
+            </w:pPr>
+            <w:r>
+              <w:rPr>
+                <w:rFonts w:ascii="Arial" w:eastAsia="Times New Roman" w:hAnsi="Arial" w:cs="Arial"/>
+                <w:b/>
+                <w:bCs/>
+                <w:color w:val="000000"/>
+                <w:sz w:val="16"/>
+                <w:szCs w:val="16"/>
+              </w:rPr>
+              <w:t>(14)</w:t>
+            </w:r>
+          </w:p>
+        </w:tc>
+        <w:tc>
+          <w:tcPr>
+            <w:tcW w:w="436" w:type="pct"/>
+            <w:tcBorders>
+              <w:top w:val="nil"/>
+              <w:left w:val="nil"/>
+              <w:bottom w:val="single" w:sz="4" w:space="0" w:color="auto"/>
+              <w:right w:val="single" w:sz="4" w:space="0" w:color="auto"/>
+            </w:tcBorders>
+            <w:vAlign w:val="center"/>
+            <w:hideMark/>
+          </w:tcPr>
+          <w:p>
+            <w:pPr>
+              <w:spacing w:after="0" w:line="240" w:lineRule="auto"/>
+              <w:jc w:val="center"/>
+              <w:rPr>
+                <w:rFonts w:ascii="Arial" w:eastAsia="Times New Roman" w:hAnsi="Arial" w:cs="Arial"/>
+                <w:b/>
+                <w:bCs/>
+                <w:color w:val="000000"/>
+                <w:sz w:val="16"/>
+                <w:szCs w:val="16"/>
+              </w:rPr>
+            </w:pPr>
+            <w:r>
+              <w:rPr>
+                <w:rFonts w:ascii="Arial" w:eastAsia="Times New Roman" w:hAnsi="Arial" w:cs="Arial"/>
+                <w:b/>
+                <w:bCs/>
+                <w:color w:val="000000"/>
+                <w:sz w:val="16"/>
+                <w:szCs w:val="16"/>
+              </w:rPr>
+              <w:t>(15)=(14)/(11)</w:t>
+            </w:r>
+          </w:p>
+        </w:tc>
+        <w:tc>
+          <w:tcPr>
+            <w:tcW w:w="267" w:type="pct"/>
+            <w:tcBorders>
+              <w:top w:val="nil"/>
+              <w:left w:val="nil"/>
+              <w:bottom w:val="single" w:sz="4" w:space="0" w:color="auto"/>
+              <w:right w:val="single" w:sz="4" w:space="0" w:color="auto"/>
+            </w:tcBorders>
+            <w:vAlign w:val="center"/>
+            <w:hideMark/>
+          </w:tcPr>
+          <w:p>
+            <w:pPr>
+              <w:spacing w:after="0" w:line="240" w:lineRule="auto"/>
+              <w:jc w:val="center"/>
+              <w:rPr>
+                <w:rFonts w:ascii="Arial" w:eastAsia="Times New Roman" w:hAnsi="Arial" w:cs="Arial"/>
+                <w:b/>
+                <w:bCs/>
+                <w:color w:val="000000"/>
+                <w:sz w:val="16"/>
+                <w:szCs w:val="16"/>
+              </w:rPr>
+            </w:pPr>
+            <w:r>
+              <w:rPr>
+                <w:rFonts w:ascii="Arial" w:eastAsia="Times New Roman" w:hAnsi="Arial" w:cs="Arial"/>
+                <w:b/>
+                <w:bCs/>
+                <w:color w:val="000000"/>
+                <w:sz w:val="16"/>
+                <w:szCs w:val="16"/>
+              </w:rPr>
+              <w:t>(18)</w:t>
+            </w:r>
+          </w:p>
+        </w:tc>
+      </w:tr>
+      <w:tr>
+        <w:trPr>
+          <w:trHeight w:val="300"/>
+        </w:trPr>
+        <w:tc>
+          <w:tcPr>
+            <w:tcW w:w="296" w:type="pct"/>
+            <w:tcBorders>
+              <w:top w:val="nil"/>
+              <w:left w:val="single" w:sz="4" w:space="0" w:color="auto"/>
+              <w:bottom w:val="single" w:sz="4" w:space="0" w:color="auto"/>
+              <w:right w:val="single" w:sz="4" w:space="0" w:color="auto"/>
+            </w:tcBorders>
+            <w:vAlign w:val="center"/>
+          </w:tcPr>
+          <w:p>
+            <w:pPr>
+              <w:spacing w:after="0" w:line="240" w:lineRule="auto"/>
+              <w:jc w:val="center"/>
+              <w:rPr>
+                <w:rFonts w:ascii="Arial" w:eastAsia="Times New Roman" w:hAnsi="Arial" w:cs="Arial"/>
+                <w:color w:val="000000"/>
+                <w:sz w:val="16"/>
+                <w:szCs w:val="16"/>
+              </w:rPr>
+            </w:pPr>
+            <w:r>
+              <w:rPr>
+                <w:rFonts w:ascii="Arial" w:eastAsia="Times New Roman" w:hAnsi="Arial" w:cs="Arial"/>
+                <w:color w:val="000000"/>
+                <w:sz w:val="16"/>
+                <w:szCs w:val="16"/>
+              </w:rPr>
+              <w:t>{#peserta}{no}</w:t>
+            </w:r>
+          </w:p>
+        </w:tc>
+        <w:tc>
+          <w:tcPr>
+            <w:tcW w:w="328" w:type="pct"/>
+            <w:tcBorders>
+              <w:top w:val="nil"/>
+              <w:left w:val="nil"/>
+              <w:bottom w:val="single" w:sz="4" w:space="0" w:color="auto"/>
+              <w:right w:val="single" w:sz="4" w:space="0" w:color="auto"/>
+            </w:tcBorders>
+            <w:vAlign w:val="center"/>
+          </w:tcPr>
+          <w:p>
+            <w:pPr>
+              <w:spacing w:after="0" w:line="240" w:lineRule="auto"/>
+              <w:rPr>
+                <w:rFonts w:ascii="Arial" w:eastAsia="Times New Roman" w:hAnsi="Arial" w:cs="Arial"/>
+                <w:color w:val="000000"/>
+                <w:sz w:val="16"/>
+                <w:szCs w:val="16"/>
+              </w:rPr>
+            </w:pPr>
+            <w:r>
+              <w:rPr>
+                <w:rFonts w:ascii="Arial" w:eastAsia="Times New Roman" w:hAnsi="Arial" w:cs="Arial"/>
+                <w:color w:val="000000"/>
+                <w:sz w:val="16"/>
+                <w:szCs w:val="16"/>
+              </w:rPr>
+              <w:t>{nama_petugas}</w:t>
+            </w:r>
+          </w:p>
+        </w:tc>
+        <w:tc>
+          <w:tcPr>
+            <w:tcW w:w="325" w:type="pct"/>
+            <w:tcBorders>
+              <w:top w:val="nil"/>
+              <w:left w:val="nil"/>
+              <w:bottom w:val="single" w:sz="4" w:space="0" w:color="auto"/>
+              <w:right w:val="single" w:sz="4" w:space="0" w:color="auto"/>
+            </w:tcBorders>
+            <w:vAlign w:val="center"/>
+          </w:tcPr>
+          <w:p>
+            <w:pPr>
+              <w:spacing w:after="0" w:line="240" w:lineRule="auto"/>
+              <w:rPr>
+                <w:rFonts w:ascii="Arial" w:eastAsia="Times New Roman" w:hAnsi="Arial" w:cs="Arial"/>
+                <w:color w:val="000000"/>
+                <w:sz w:val="16"/>
+                <w:szCs w:val="16"/>
+              </w:rPr>
+            </w:pPr>
+            <w:r>
+              <w:rPr>
+                <w:rFonts w:ascii="Arial" w:eastAsia="Times New Roman" w:hAnsi="Arial" w:cs="Arial"/>
+                <w:color w:val="000000"/>
+                <w:sz w:val="16"/>
+                <w:szCs w:val="16"/>
+              </w:rPr>
+              <w:t>{email_petugas}</w:t>
+            </w:r>
+          </w:p>
+        </w:tc>
+        <w:tc>
+          <w:tcPr>
+            <w:tcW w:w="252" w:type="pct"/>
+            <w:tcBorders>
+              <w:top w:val="nil"/>
+              <w:left w:val="nil"/>
+              <w:bottom w:val="single" w:sz="4" w:space="0" w:color="auto"/>
+              <w:right w:val="single" w:sz="4" w:space="0" w:color="auto"/>
+            </w:tcBorders>
+            <w:vAlign w:val="center"/>
+          </w:tcPr>
+          <w:p>
+            <w:pPr>
+              <w:spacing w:after="0" w:line="240" w:lineRule="auto"/>
+              <w:rPr>
+                <w:rFonts w:ascii="Arial" w:eastAsia="Times New Roman" w:hAnsi="Arial" w:cs="Arial"/>
+                <w:color w:val="000000"/>
+                <w:sz w:val="16"/>
+                <w:szCs w:val="16"/>
+              </w:rPr>
+            </w:pPr>
+            <w:r>
+              <w:rPr>
+                <w:rFonts w:ascii="Arial" w:eastAsia="Times New Roman" w:hAnsi="Arial" w:cs="Arial"/>
+                <w:color w:val="000000"/>
+                <w:sz w:val="16"/>
+                <w:szCs w:val="16"/>
+              </w:rPr>
+              <w:t>{nama_ppl}</w:t>
+            </w:r>
+          </w:p>
+        </w:tc>
+        <w:tc>
+          <w:tcPr>
+            <w:tcW w:w="248" w:type="pct"/>
+            <w:tcBorders>
+              <w:top w:val="nil"/>
+              <w:left w:val="nil"/>
+              <w:bottom w:val="single" w:sz="4" w:space="0" w:color="auto"/>
+              <w:right w:val="single" w:sz="4" w:space="0" w:color="auto"/>
+            </w:tcBorders>
+            <w:vAlign w:val="center"/>
+          </w:tcPr>
+          <w:p>
+            <w:pPr>
+              <w:spacing w:after="0" w:line="240" w:lineRule="auto"/>
+              <w:rPr>
+                <w:rFonts w:ascii="Arial" w:eastAsia="Times New Roman" w:hAnsi="Arial" w:cs="Arial"/>
+                <w:color w:val="000000"/>
+                <w:sz w:val="16"/>
+                <w:szCs w:val="16"/>
+              </w:rPr>
+            </w:pPr>
+            <w:r>
+              <w:rPr>
+                <w:rFonts w:ascii="Arial" w:eastAsia="Times New Roman" w:hAnsi="Arial" w:cs="Arial"/>
+                <w:color w:val="000000"/>
+                <w:sz w:val="16"/>
+                <w:szCs w:val="16"/>
+              </w:rPr>
+              <w:t>{email_ppl}</w:t>
+            </w:r>
+          </w:p>
+        </w:tc>
+        <w:tc>
+          <w:tcPr>
+            <w:tcW w:w="363" w:type="pct"/>
+            <w:tcBorders>
+              <w:top w:val="nil"/>
+              <w:left w:val="nil"/>
+              <w:bottom w:val="single" w:sz="4" w:space="0" w:color="auto"/>
+              <w:right w:val="single" w:sz="4" w:space="0" w:color="auto"/>
+            </w:tcBorders>
+            <w:vAlign w:val="center"/>
+          </w:tcPr>
+          <w:p>
+            <w:pPr>
+              <w:spacing w:after="0" w:line="240" w:lineRule="auto"/>
+              <w:jc w:val="center"/>
+              <w:rPr>
+                <w:rFonts w:ascii="Arial" w:eastAsia="Times New Roman" w:hAnsi="Arial" w:cs="Arial"/>
+                <w:color w:val="000000"/>
+                <w:sz w:val="16"/>
+                <w:szCs w:val="16"/>
+              </w:rPr>
+            </w:pPr>
+            <w:r>
+              <w:rPr>
+                <w:rFonts w:ascii="Arial" w:eastAsia="Times New Roman" w:hAnsi="Arial" w:cs="Arial"/>
+                <w:color w:val="000000"/>
+                <w:sz w:val="16"/>
+                <w:szCs w:val="16"/>
+              </w:rPr>
+              <w:t>{kode_kecamatan}</w:t>
+            </w:r>
+          </w:p>
+        </w:tc>
+        <w:tc>
+          <w:tcPr>
+            <w:tcW w:w="346" w:type="pct"/>
+            <w:tcBorders>
+              <w:top w:val="nil"/>
+              <w:left w:val="nil"/>
+              <w:bottom w:val="single" w:sz="4" w:space="0" w:color="auto"/>
+              <w:right w:val="single" w:sz="4" w:space="0" w:color="auto"/>
+            </w:tcBorders>
+            <w:vAlign w:val="center"/>
+          </w:tcPr>
+          <w:p>
+            <w:pPr>
+              <w:spacing w:after="0" w:line="240" w:lineRule="auto"/>
+              <w:jc w:val="center"/>
+              <w:rPr>
+                <w:rFonts w:ascii="Arial" w:eastAsia="Times New Roman" w:hAnsi="Arial" w:cs="Arial"/>
+                <w:color w:val="000000"/>
+                <w:sz w:val="16"/>
+                <w:szCs w:val="16"/>
+              </w:rPr>
+            </w:pPr>
+            <w:r>
+              <w:rPr>
+                <w:rFonts w:ascii="Arial" w:eastAsia="Times New Roman" w:hAnsi="Arial" w:cs="Arial"/>
+                <w:color w:val="000000"/>
+                <w:sz w:val="16"/>
+                <w:szCs w:val="16"/>
+              </w:rPr>
+              <w:t>{kode_kelurahan}</w:t>
+            </w:r>
+          </w:p>
+        </w:tc>
+        <w:tc>
+          <w:tcPr>
+            <w:tcW w:w="237" w:type="pct"/>
+            <w:tcBorders>
+              <w:top w:val="nil"/>
+              <w:left w:val="nil"/>
+              <w:bottom w:val="single" w:sz="4" w:space="0" w:color="auto"/>
+              <w:right w:val="single" w:sz="4" w:space="0" w:color="auto"/>
+            </w:tcBorders>
+            <w:vAlign w:val="center"/>
+          </w:tcPr>
+          <w:p>
+            <w:pPr>
+              <w:spacing w:after="0" w:line="240" w:lineRule="auto"/>
+              <w:jc w:val="center"/>
+              <w:rPr>
+                <w:rFonts w:ascii="Arial" w:eastAsia="Times New Roman" w:hAnsi="Arial" w:cs="Arial"/>
+                <w:color w:val="000000"/>
+                <w:sz w:val="16"/>
+                <w:szCs w:val="16"/>
+              </w:rPr>
+            </w:pPr>
+            <w:r>
+              <w:rPr>
+                <w:rFonts w:ascii="Arial" w:eastAsia="Times New Roman" w:hAnsi="Arial" w:cs="Arial"/>
+                <w:color w:val="000000"/>
+                <w:sz w:val="16"/>
+                <w:szCs w:val="16"/>
+              </w:rPr>
+              <w:t>{kode_sls}</w:t>
+            </w:r>
+          </w:p>
+        </w:tc>
+        <w:tc>
+          <w:tcPr>
+            <w:tcW w:w="302" w:type="pct"/>
+            <w:tcBorders>
+              <w:top w:val="nil"/>
+              <w:left w:val="nil"/>
+              <w:bottom w:val="single" w:sz="4" w:space="0" w:color="auto"/>
+              <w:right w:val="single" w:sz="4" w:space="0" w:color="auto"/>
+            </w:tcBorders>
+            <w:noWrap/>
+            <w:vAlign w:val="center"/>
+          </w:tcPr>
+          <w:p>
+            <w:pPr>
+              <w:spacing w:after="0" w:line="240" w:lineRule="auto"/>
+              <w:rPr>
+                <w:rFonts w:ascii="Arial" w:eastAsia="Times New Roman" w:hAnsi="Arial" w:cs="Arial"/>
+                <w:color w:val="000000"/>
+                <w:sz w:val="16"/>
+                <w:szCs w:val="16"/>
+              </w:rPr>
+            </w:pPr>
+            <w:r>
+              <w:rPr>
+                <w:rFonts w:ascii="Arial" w:eastAsia="Times New Roman" w:hAnsi="Arial" w:cs="Arial"/>
+                <w:color w:val="000000"/>
+                <w:sz w:val="16"/>
+                <w:szCs w:val="16"/>
+              </w:rPr>
+              <w:t>{pre_keluarga}</w:t>
+            </w:r>
+          </w:p>
+        </w:tc>
+        <w:tc>
+          <w:tcPr>
+            <w:tcW w:w="264" w:type="pct"/>
+            <w:tcBorders>
+              <w:top w:val="nil"/>
+              <w:left w:val="nil"/>
+              <w:bottom w:val="single" w:sz="4" w:space="0" w:color="auto"/>
+              <w:right w:val="single" w:sz="4" w:space="0" w:color="auto"/>
+            </w:tcBorders>
+            <w:noWrap/>
+            <w:vAlign w:val="center"/>
+          </w:tcPr>
+          <w:p>
+            <w:pPr>
+              <w:spacing w:after="0" w:line="240" w:lineRule="auto"/>
+              <w:rPr>
+                <w:rFonts w:ascii="Arial" w:eastAsia="Times New Roman" w:hAnsi="Arial" w:cs="Arial"/>
+                <w:color w:val="000000"/>
+                <w:sz w:val="16"/>
+                <w:szCs w:val="16"/>
+              </w:rPr>
+            </w:pPr>
+            <w:r>
+              <w:rPr>
+                <w:rFonts w:ascii="Arial" w:eastAsia="Times New Roman" w:hAnsi="Arial" w:cs="Arial"/>
+                <w:color w:val="000000"/>
+                <w:sz w:val="16"/>
+                <w:szCs w:val="16"/>
+              </w:rPr>
+              <w:t>{pre_usaha}</w:t>
+            </w:r>
+          </w:p>
+        </w:tc>
+        <w:tc>
+          <w:tcPr>
+            <w:tcW w:w="271" w:type="pct"/>
+            <w:tcBorders>
+              <w:top w:val="nil"/>
+              <w:left w:val="nil"/>
+              <w:bottom w:val="single" w:sz="4" w:space="0" w:color="auto"/>
+              <w:right w:val="single" w:sz="4" w:space="0" w:color="auto"/>
+            </w:tcBorders>
+            <w:noWrap/>
+            <w:vAlign w:val="center"/>
+          </w:tcPr>
+          <w:p>
+            <w:pPr>
+              <w:spacing w:after="0" w:line="240" w:lineRule="auto"/>
+              <w:jc w:val="right"/>
+              <w:rPr>
+                <w:rFonts w:ascii="Arial" w:eastAsia="Times New Roman" w:hAnsi="Arial" w:cs="Arial"/>
+                <w:color w:val="000000"/>
+                <w:sz w:val="16"/>
+                <w:szCs w:val="16"/>
+              </w:rPr>
+            </w:pPr>
+            <w:r>
+              <w:rPr>
+                <w:rFonts w:ascii="Arial" w:eastAsia="Times New Roman" w:hAnsi="Arial" w:cs="Arial"/>
+                <w:color w:val="000000"/>
+                <w:sz w:val="16"/>
+                <w:szCs w:val="16"/>
+              </w:rPr>
+              <w:t>{jumlah_pre}</w:t>
+            </w:r>
+          </w:p>
+        </w:tc>
+        <w:tc>
+          <w:tcPr>
+            <w:tcW w:w="378" w:type="pct"/>
+            <w:tcBorders>
+              <w:top w:val="nil"/>
+              <w:left w:val="nil"/>
+              <w:bottom w:val="single" w:sz="4" w:space="0" w:color="auto"/>
+              <w:right w:val="single" w:sz="4" w:space="0" w:color="auto"/>
+            </w:tcBorders>
+            <w:noWrap/>
+            <w:vAlign w:val="center"/>
+          </w:tcPr>
+          <w:p>
+            <w:pPr>
+              <w:spacing w:after="0" w:line="240" w:lineRule="auto"/>
+              <w:jc w:val="right"/>
+              <w:rPr>
+                <w:rFonts w:ascii="Arial" w:eastAsia="Times New Roman" w:hAnsi="Arial" w:cs="Arial"/>
+                <w:color w:val="000000"/>
+                <w:sz w:val="16"/>
+                <w:szCs w:val="16"/>
+              </w:rPr>
+            </w:pPr>
+            <w:r>
+              <w:rPr>
+                <w:rFonts w:ascii="Arial" w:eastAsia="Times New Roman" w:hAnsi="Arial" w:cs="Arial"/>
+                <w:color w:val="000000"/>
+                <w:sz w:val="16"/>
+                <w:szCs w:val="16"/>
+              </w:rPr>
+              <w:t>{realisasi_keluarga}</w:t>
+            </w:r>
+          </w:p>
+        </w:tc>
+        <w:tc>
+          <w:tcPr>
+            <w:tcW w:w="340" w:type="pct"/>
+            <w:tcBorders>
+              <w:top w:val="nil"/>
+              <w:left w:val="nil"/>
+              <w:bottom w:val="single" w:sz="4" w:space="0" w:color="auto"/>
+              <w:right w:val="single" w:sz="4" w:space="0" w:color="auto"/>
+            </w:tcBorders>
+            <w:noWrap/>
+            <w:vAlign w:val="center"/>
+          </w:tcPr>
+          <w:p>
+            <w:pPr>
+              <w:spacing w:after="0" w:line="240" w:lineRule="auto"/>
+              <w:jc w:val="right"/>
+              <w:rPr>
+                <w:rFonts w:ascii="Arial" w:eastAsia="Times New Roman" w:hAnsi="Arial" w:cs="Arial"/>
+                <w:color w:val="000000"/>
+                <w:sz w:val="16"/>
+                <w:szCs w:val="16"/>
+              </w:rPr>
+            </w:pPr>
+            <w:r>
+              <w:rPr>
+                <w:rFonts w:ascii="Arial" w:eastAsia="Times New Roman" w:hAnsi="Arial" w:cs="Arial"/>
+                <w:color w:val="000000"/>
+                <w:sz w:val="16"/>
+                <w:szCs w:val="16"/>
+              </w:rPr>
+              <w:t>{realisasi_usaha}</w:t>
+            </w:r>
+          </w:p>
+        </w:tc>
+        <w:tc>
+          <w:tcPr>
+            <w:tcW w:w="348" w:type="pct"/>
+            <w:tcBorders>
+              <w:top w:val="nil"/>
+              <w:left w:val="nil"/>
+              <w:bottom w:val="single" w:sz="4" w:space="0" w:color="auto"/>
+              <w:right w:val="single" w:sz="4" w:space="0" w:color="auto"/>
+            </w:tcBorders>
+            <w:noWrap/>
+            <w:vAlign w:val="center"/>
+          </w:tcPr>
+          <w:p>
+            <w:pPr>
+              <w:spacing w:after="0" w:line="240" w:lineRule="auto"/>
+              <w:jc w:val="right"/>
+              <w:rPr>
+                <w:rFonts w:ascii="Arial" w:eastAsia="Times New Roman" w:hAnsi="Arial" w:cs="Arial"/>
+                <w:color w:val="000000"/>
+                <w:sz w:val="16"/>
+                <w:szCs w:val="16"/>
+              </w:rPr>
+            </w:pPr>
+            <w:r>
+              <w:rPr>
+                <w:rFonts w:ascii="Arial" w:eastAsia="Times New Roman" w:hAnsi="Arial" w:cs="Arial"/>
+                <w:color w:val="000000"/>
+                <w:sz w:val="16"/>
+                <w:szCs w:val="16"/>
+              </w:rPr>
+              <w:t>{jumlah_realisasi}</w:t>
+            </w:r>
+          </w:p>
+        </w:tc>
+        <w:tc>
+          <w:tcPr>
+            <w:tcW w:w="436" w:type="pct"/>
+            <w:tcBorders>
+              <w:top w:val="nil"/>
+              <w:left w:val="nil"/>
+              <w:bottom w:val="single" w:sz="4" w:space="0" w:color="auto"/>
+              <w:right w:val="single" w:sz="4" w:space="0" w:color="auto"/>
+            </w:tcBorders>
+            <w:noWrap/>
+            <w:vAlign w:val="center"/>
+          </w:tcPr>
+          <w:p>
+            <w:pPr>
+              <w:spacing w:after="0" w:line="240" w:lineRule="auto"/>
+              <w:jc w:val="right"/>
+              <w:rPr>
+                <w:rFonts w:ascii="Arial" w:eastAsia="Times New Roman" w:hAnsi="Arial" w:cs="Arial"/>
+                <w:color w:val="000000"/>
+                <w:sz w:val="16"/>
+                <w:szCs w:val="16"/>
+              </w:rPr>
+            </w:pPr>
+            <w:r>
+              <w:rPr>
+                <w:rFonts w:ascii="Arial" w:eastAsia="Times New Roman" w:hAnsi="Arial" w:cs="Arial"/>
+                <w:color w:val="000000"/>
+                <w:sz w:val="16"/>
+                <w:szCs w:val="16"/>
+              </w:rPr>
+              <w:t>{persentase}</w:t>
+            </w:r>
+            <w:r>
+              <w:rPr>
+                <w:rFonts w:ascii="Arial" w:eastAsia="Times New Roman" w:hAnsi="Arial" w:cs="Arial"/>
+                <w:color w:val="000000"/>
+                <w:sz w:val="16"/>
+                <w:szCs w:val="16"/>
+              </w:rPr>
+              <w:t>{/peserta}</w:t>
+            </w:r>
+          </w:p>
+        </w:tc>
+        <w:tc>
+          <w:tcPr>
+            <w:tcW w:w="267" w:type="pct"/>
+            <w:tcBorders>
+              <w:top w:val="nil"/>
+              <w:left w:val="single" w:sz="4" w:space="0" w:color="auto"/>
+              <w:bottom w:val="single" w:sz="4" w:space="0" w:color="000000"/>
+              <w:right w:val="single" w:sz="4" w:space="0" w:color="auto"/>
+            </w:tcBorders>
+          </w:tcPr>
+          <w:p>
+            <w:pPr>
+              <w:spacing w:after="0" w:line="240" w:lineRule="auto"/>
+              <w:rPr>
+                <w:rFonts w:ascii="Arial" w:eastAsia="Times New Roman" w:hAnsi="Arial" w:cs="Arial"/>
+                <w:color w:val="000000"/>
+                <w:sz w:val="16"/>
+                <w:szCs w:val="16"/>
+              </w:rPr>
+            </w:pPr>
+          </w:p>
+        </w:tc>
+      </w:tr>
+      <w:tr>
+        <w:trPr>
+          <w:trHeight w:val="450"/>
+        </w:trPr>
+        <w:tc>
+          <w:tcPr>
+            <w:tcW w:w="2395" w:type="pct"/>
+            <w:gridSpan w:val="8"/>
+            <w:tcBorders>
+              <w:top w:val="single" w:sz="4" w:space="0" w:color="auto"/>
+              <w:left w:val="single" w:sz="4" w:space="0" w:color="auto"/>
+              <w:bottom w:val="single" w:sz="4" w:space="0" w:color="auto"/>
+              <w:right w:val="single" w:sz="4" w:space="0" w:color="000000"/>
+            </w:tcBorders>
+            <w:noWrap/>
+            <w:vAlign w:val="center"/>
+            <w:hideMark/>
+          </w:tcPr>
+          <w:p>
+            <w:pPr>
+              <w:spacing w:after="0" w:line="240" w:lineRule="auto"/>
+              <w:jc w:val="center"/>
+              <w:rPr>
+                <w:rFonts w:ascii="Arial" w:eastAsia="Times New Roman" w:hAnsi="Arial" w:cs="Arial"/>
+                <w:b/>
+                <w:bCs/>
+                <w:color w:val="000000"/>
+                <w:sz w:val="16"/>
+                <w:szCs w:val="16"/>
+              </w:rPr>
+            </w:pPr>
+            <w:r>
+              <w:rPr>
+                <w:rFonts w:ascii="Arial" w:eastAsia="Times New Roman" w:hAnsi="Arial" w:cs="Arial"/>
+                <w:b/>
+                <w:bCs/>
+                <w:color w:val="000000"/>
+                <w:sz w:val="16"/>
+                <w:szCs w:val="16"/>
+              </w:rPr>
+              <w:t>Jumlah</w:t>
+            </w:r>
+          </w:p>
+        </w:tc>
+        <w:tc>
+          <w:tcPr>
+            <w:tcW w:w="302" w:type="pct"/>
+            <w:tcBorders>
+              <w:top w:val="nil"/>
+              <w:left w:val="nil"/>
+              <w:bottom w:val="single" w:sz="4" w:space="0" w:color="auto"/>
+              <w:right w:val="single" w:sz="4" w:space="0" w:color="auto"/>
+            </w:tcBorders>
+            <w:noWrap/>
+            <w:vAlign w:val="center"/>
+            <w:hideMark/>
+          </w:tcPr>
+          <w:p>
+            <w:pPr>
+              <w:spacing w:after="0" w:line="240" w:lineRule="auto"/>
+              <w:rPr>
+                <w:rFonts w:ascii="Arial" w:eastAsia="Times New Roman" w:hAnsi="Arial" w:cs="Arial"/>
+                <w:b/>
+                <w:bCs/>
+                <w:color w:val="000000"/>
+                <w:sz w:val="16"/>
+                <w:szCs w:val="16"/>
+              </w:rPr>
+            </w:pPr>
+            <w:r>
+              <w:rPr>
+                <w:rFonts w:ascii="Arial" w:eastAsia="Times New Roman" w:hAnsi="Arial" w:cs="Arial"/>
+                <w:b/>
+                <w:bCs/>
+                <w:color w:val="000000"/>
+                <w:sz w:val="16"/>
+                <w:szCs w:val="16"/>
+              </w:rPr>
+              <w:t> </w:t>
+            </w:r>
+          </w:p>
+        </w:tc>
+        <w:tc>
+          <w:tcPr>
+            <w:tcW w:w="264" w:type="pct"/>
+            <w:tcBorders>
+              <w:top w:val="nil"/>
+              <w:left w:val="nil"/>
+              <w:bottom w:val="single" w:sz="4" w:space="0" w:color="auto"/>
+              <w:right w:val="single" w:sz="4" w:space="0" w:color="auto"/>
+            </w:tcBorders>
+            <w:noWrap/>
+            <w:vAlign w:val="center"/>
+            <w:hideMark/>
+          </w:tcPr>
+          <w:p>
+            <w:pPr>
+              <w:spacing w:after="0" w:line="240" w:lineRule="auto"/>
+              <w:rPr>
+                <w:rFonts w:ascii="Arial" w:eastAsia="Times New Roman" w:hAnsi="Arial" w:cs="Arial"/>
+                <w:b/>
+                <w:bCs/>
+                <w:color w:val="000000"/>
+                <w:sz w:val="16"/>
+                <w:szCs w:val="16"/>
+              </w:rPr>
+            </w:pPr>
+            <w:r>
+              <w:rPr>
+                <w:rFonts w:ascii="Arial" w:eastAsia="Times New Roman" w:hAnsi="Arial" w:cs="Arial"/>
+                <w:b/>
+                <w:bCs/>
+                <w:color w:val="000000"/>
+                <w:sz w:val="16"/>
+                <w:szCs w:val="16"/>
+              </w:rPr>
+              <w:t> </w:t>
+            </w:r>
+          </w:p>
+        </w:tc>
+        <w:tc>
+          <w:tcPr>
+            <w:tcW w:w="271" w:type="pct"/>
+            <w:tcBorders>
+              <w:top w:val="nil"/>
+              <w:left w:val="nil"/>
+              <w:bottom w:val="single" w:sz="4" w:space="0" w:color="auto"/>
+              <w:right w:val="single" w:sz="4" w:space="0" w:color="auto"/>
+            </w:tcBorders>
+            <w:noWrap/>
+            <w:vAlign w:val="center"/>
+          </w:tcPr>
+          <w:p>
+            <w:pPr>
+              <w:spacing w:after="0" w:line="240" w:lineRule="auto"/>
+              <w:jc w:val="right"/>
+              <w:rPr>
+                <w:rFonts w:ascii="Arial" w:eastAsia="Times New Roman" w:hAnsi="Arial" w:cs="Arial"/>
+                <w:b/>
+                <w:bCs/>
+                <w:color w:val="000000"/>
+                <w:sz w:val="16"/>
+                <w:szCs w:val="16"/>
+              </w:rPr>
+            </w:pPr>
+          </w:p>
+        </w:tc>
+        <w:tc>
+          <w:tcPr>
+            <w:tcW w:w="378" w:type="pct"/>
+            <w:tcBorders>
+              <w:top w:val="nil"/>
+              <w:left w:val="nil"/>
+              <w:bottom w:val="single" w:sz="4" w:space="0" w:color="auto"/>
+              <w:right w:val="single" w:sz="4" w:space="0" w:color="auto"/>
+            </w:tcBorders>
+            <w:noWrap/>
+            <w:vAlign w:val="center"/>
+          </w:tcPr>
+          <w:p>
+            <w:pPr>
+              <w:spacing w:after="0" w:line="240" w:lineRule="auto"/>
+              <w:rPr>
+                <w:rFonts w:ascii="Arial" w:eastAsia="Times New Roman" w:hAnsi="Arial" w:cs="Arial"/>
+                <w:b/>
+                <w:bCs/>
+                <w:color w:val="000000"/>
+                <w:sz w:val="16"/>
+                <w:szCs w:val="16"/>
+              </w:rPr>
+            </w:pPr>
+          </w:p>
+        </w:tc>
+        <w:tc>
+          <w:tcPr>
+            <w:tcW w:w="340" w:type="pct"/>
+            <w:tcBorders>
+              <w:top w:val="nil"/>
+              <w:left w:val="nil"/>
+              <w:bottom w:val="single" w:sz="4" w:space="0" w:color="auto"/>
+              <w:right w:val="single" w:sz="4" w:space="0" w:color="auto"/>
+            </w:tcBorders>
+            <w:noWrap/>
+            <w:vAlign w:val="center"/>
+          </w:tcPr>
+          <w:p>
+            <w:pPr>
+              <w:spacing w:after="0" w:line="240" w:lineRule="auto"/>
+              <w:rPr>
+                <w:rFonts w:ascii="Arial" w:eastAsia="Times New Roman" w:hAnsi="Arial" w:cs="Arial"/>
+                <w:b/>
+                <w:bCs/>
+                <w:color w:val="000000"/>
+                <w:sz w:val="16"/>
+                <w:szCs w:val="16"/>
+              </w:rPr>
+            </w:pPr>
+          </w:p>
+        </w:tc>
+        <w:tc>
+          <w:tcPr>
+            <w:tcW w:w="348" w:type="pct"/>
+            <w:tcBorders>
+              <w:top w:val="nil"/>
+              <w:left w:val="nil"/>
+              <w:bottom w:val="single" w:sz="4" w:space="0" w:color="auto"/>
+              <w:right w:val="single" w:sz="4" w:space="0" w:color="auto"/>
+            </w:tcBorders>
+            <w:noWrap/>
+            <w:vAlign w:val="center"/>
+          </w:tcPr>
+          <w:p>
+            <w:pPr>
+              <w:spacing w:after="0" w:line="240" w:lineRule="auto"/>
+              <w:jc w:val="right"/>
+              <w:rPr>
+                <w:rFonts w:ascii="Arial" w:eastAsia="Times New Roman" w:hAnsi="Arial" w:cs="Arial"/>
+                <w:b/>
+                <w:bCs/>
+                <w:color w:val="000000"/>
+                <w:sz w:val="16"/>
+                <w:szCs w:val="16"/>
+              </w:rPr>
+            </w:pPr>
+          </w:p>
+        </w:tc>
+        <w:tc>
+          <w:tcPr>
+            <w:tcW w:w="436" w:type="pct"/>
+            <w:tcBorders>
+              <w:top w:val="nil"/>
+              <w:left w:val="nil"/>
+              <w:bottom w:val="single" w:sz="4" w:space="0" w:color="auto"/>
+              <w:right w:val="single" w:sz="4" w:space="0" w:color="auto"/>
+            </w:tcBorders>
+            <w:noWrap/>
+            <w:vAlign w:val="center"/>
+          </w:tcPr>
+          <w:p>
+            <w:pPr>
+              <w:spacing w:after="0" w:line="240" w:lineRule="auto"/>
+              <w:jc w:val="right"/>
+              <w:rPr>
+                <w:rFonts w:ascii="Arial" w:eastAsia="Times New Roman" w:hAnsi="Arial" w:cs="Arial"/>
+                <w:b/>
+                <w:bCs/>
+                <w:color w:val="000000"/>
+                <w:sz w:val="16"/>
+                <w:szCs w:val="16"/>
+              </w:rPr>
+            </w:pPr>
+            <w:r>
+              <w:rPr>
+                <w:rFonts w:ascii="Arial" w:eastAsia="Times New Roman" w:hAnsi="Arial" w:cs="Arial"/>
+                <w:b/>
+                <w:bCs/>
+                <w:color w:val="000000"/>
+                <w:sz w:val="16"/>
+                <w:szCs w:val="16"/>
+              </w:rPr>
+              <w:t>{average_persentase}</w:t>
+            </w:r>
+          </w:p>
+        </w:tc>
+        <w:tc>
+          <w:tcPr>
+            <w:tcW w:w="267" w:type="pct"/>
+            <w:tcBorders>
+              <w:top w:val="nil"/>
+              <w:left w:val="nil"/>
+              <w:bottom w:val="single" w:sz="4" w:space="0" w:color="auto"/>
+              <w:right w:val="single" w:sz="4" w:space="0" w:color="auto"/>
+            </w:tcBorders>
+            <w:vAlign w:val="center"/>
+            <w:hideMark/>
+          </w:tcPr>
+          <w:p>
+            <w:pPr>
+              <w:spacing w:after="0" w:line="240" w:lineRule="auto"/>
+              <w:jc w:val="center"/>
+              <w:rPr>
+                <w:rFonts w:ascii="Arial" w:eastAsia="Times New Roman" w:hAnsi="Arial" w:cs="Arial"/>
+                <w:b/>
+                <w:bCs/>
+                <w:color w:val="000000"/>
+                <w:sz w:val="16"/>
+                <w:szCs w:val="16"/>
+              </w:rPr>
+            </w:pPr>
+            <w:r>
+              <w:rPr>
+                <w:rFonts w:ascii="Arial" w:eastAsia="Times New Roman" w:hAnsi="Arial" w:cs="Arial"/>
+                <w:b/>
+                <w:bCs/>
+                <w:color w:val="000000"/>
+                <w:sz w:val="16"/>
+                <w:szCs w:val="16"/>
+              </w:rPr>
+              <w:t>{status}</w:t>
+            </w:r>
+          </w:p>
+        </w:tc>
+      </w:tr>
+    </w:tbl>
+    <w:p>
+      <w:pPr>
+        <w:rPr>
+          <w:i/>
+          <w:iCs/>
+          <w:sz w:val="20"/>
+          <w:szCs w:val="20"/>
+        </w:rPr>
+      </w:pPr>
+      <w:r>
+        <w:rPr>
+          <w:i/>
+          <w:iCs/>
+          <w:sz w:val="20"/>
+          <w:szCs w:val="20"/>
+        </w:rPr>
+        <w:t xml:space="preserve">*Realisasi berdasarkan jumlah hasil </w:t>
+      </w:r>
+      <w:r>
+        <w:rPr>
+          <w:i/>
+          <w:iCs/>
+          <w:sz w:val="20"/>
+          <w:szCs w:val="20"/>
+        </w:rPr>
+        <w:t>pendataan</w:t>
+      </w:r>
+      <w:r>
+        <w:rPr>
+          <w:i/>
+          <w:iCs/>
+          <w:sz w:val="20"/>
+          <w:szCs w:val="20"/>
+        </w:rPr>
+        <w:t xml:space="preserve"> yang telah dilakukan</w:t>
+      </w:r>
+    </w:p>
+    <w:p/>
     <w:p>
       <w:pPr>
         <w:widowControl w:val="0"/>
@@ -6487,11 +9064,21 @@
         </w:rPr>
       </w:pPr>
     </w:p>
+    <w:p>
+      <w:pPr>
+        <w:widowControl w:val="0"/>
+        <w:spacing w:after="0" w:line="240" w:lineRule="auto"/>
+        <w:rPr>
+          <w:rFonts w:ascii="Bookman Old Style" w:eastAsia="Bookman Old Style" w:hAnsi="Bookman Old Style" w:cs="Bookman Old Style"/>
+          <w:sz w:val="24"/>
+          <w:szCs w:val="24"/>
+        </w:rPr>
+      </w:pPr>
+    </w:p>
     <w:sectPr>
-      <w:headerReference w:type="first" r:id="rId12"/>
-      <w:pgSz w:w="11909" w:h="16834"/>
+      <w:pgSz w:w="16834" w:h="11909" w:orient="landscape"/>
       <w:pgMar w:top="1440" w:right="1440" w:bottom="1440" w:left="1440" w:header="720" w:footer="720" w:gutter="0"/>
-      <w:pgNumType w:start="5"/>
+      <w:pgNumType w:start="3"/>
       <w:cols w:space="720"/>
       <w:titlePg/>
       <w:docGrid w:linePitch="299"/>
@@ -6722,21 +9309,6 @@
     <w:pPr>
       <w:pStyle w:val="Header"/>
       <w:jc w:val="center"/>
-    </w:pPr>
-  </w:p>
-  <w:p>
-    <w:pPr>
-      <w:pStyle w:val="Header"/>
-    </w:pPr>
-  </w:p>
-</w:hdr>
-</file>
-
-<file path=word/header4.xml><?xml version="1.0" encoding="utf-8"?>
-<w:hdr xmlns:wpc="http://schemas.microsoft.com/office/word/2010/wordprocessingCanvas" xmlns:cx="http://schemas.microsoft.com/office/drawing/2014/chartex" xmlns:cx1="http://schemas.microsoft.com/office/drawing/2015/9/8/chartex" xmlns:cx2="http://schemas.microsoft.com/office/drawing/2015/10/21/chartex" xmlns:cx3="http://schemas.microsoft.com/office/drawing/2016/5/9/chartex" xmlns:cx4="http://schemas.microsoft.com/office/drawing/2016/5/10/chartex" xmlns:cx5="http://schemas.microsoft.com/office/drawing/2016/5/11/chartex" xmlns:cx6="http://schemas.microsoft.com/office/drawing/2016/5/12/chartex" xmlns:cx7="http://schemas.microsoft.com/office/drawing/2016/5/13/chartex" xmlns:cx8="http://schemas.microsoft.com/office/drawing/2016/5/14/chartex" xmlns:mc="http://schemas.openxmlformats.org/markup-compatibility/2006" xmlns:aink="http://schemas.microsoft.com/office/drawing/2016/ink" xmlns:am3d="http://schemas.microsoft.com/office/drawing/2017/model3d" xmlns:o="urn:schemas-microsoft-com:office:office" xmlns:oel="http://schemas.microsoft.com/office/2019/extlst" xmlns:r="http://schemas.openxmlformats.org/officeDocument/2006/relationships" xmlns:m="http://schemas.openxmlformats.org/officeDocument/2006/math" xmlns:v="urn:schemas-microsoft-com:vml" xmlns:wp14="http://schemas.microsoft.com/office/word/2010/wordprocessingDrawing" xmlns:wp="http://schemas.openxmlformats.org/drawingml/2006/wordprocessingDrawing" xmlns:w10="urn:schemas-microsoft-com:office:word" xmlns:w="http://schemas.openxmlformats.org/wordprocessingml/2006/main" xmlns:w14="http://schemas.microsoft.com/office/word/2010/wordml" xmlns:w15="http://schemas.microsoft.com/office/word/2012/wordml" xmlns:w16cex="http://schemas.microsoft.com/office/word/2018/wordml/cex" xmlns:w16cid="http://schemas.microsoft.com/office/word/2016/wordml/cid" xmlns:w16="http://schemas.microsoft.com/office/word/2018/wordml" xmlns:w16du="http://schemas.microsoft.com/office/word/2023/wordml/word16du" xmlns:w16sdtdh="http://schemas.microsoft.com/office/word/2020/wordml/sdtdatahash" xmlns:w16sdtfl="http://schemas.microsoft.com/office/word/2024/wordml/sdtformatlock" xmlns:w16se="http://schemas.microsoft.com/office/word/2015/wordml/symex" xmlns:wpg="http://schemas.microsoft.com/office/word/2010/wordprocessingGroup" xmlns:wpi="http://schemas.microsoft.com/office/word/2010/wordprocessingInk" xmlns:wne="http://schemas.microsoft.com/office/word/2006/wordml" xmlns:wps="http://schemas.microsoft.com/office/word/2010/wordprocessingShape" mc:Ignorable="w14 w15 w16se w16cid w16 w16cex w16sdtdh w16sdtfl w16du wp14">
-  <w:p>
-    <w:pPr>
-      <w:pStyle w:val="Header"/>
     </w:pPr>
   </w:p>
   <w:p>
